--- a/Coding 2 - year/Unit 6 - APIs & External Libraries/Daily Lesson Plans/Word/Day 22.docx
+++ b/Coding 2 - year/Unit 6 - APIs & External Libraries/Daily Lesson Plans/Word/Day 22.docx
@@ -50,12 +50,15 @@
               </w:rPr>
               <w:t xml:space="preserve">Coding II — Full Year</w:t>
             </w:r>
-          </w:p>
-          <w:p>
-            <w:pPr>
-              <w:spacing w:before="40"/>
-              <w:jc w:val="center"/>
-            </w:pPr>
+            <w:r>
+              <w:rPr>
+                <w:rFonts w:ascii="Arial" w:cs="Arial" w:eastAsia="Arial" w:hAnsi="Arial"/>
+                <w:sz w:val="16"/>
+                <w:szCs w:val="16"/>
+              </w:rPr>
+              <w:br/>
+              <w:t xml:space="preserve"/>
+            </w:r>
             <w:r>
               <w:rPr>
                 <w:rFonts w:ascii="Arial" w:cs="Arial" w:eastAsia="Arial" w:hAnsi="Arial"/>
@@ -83,7 +86,7 @@
           <w:rFonts w:ascii="Arial" w:cs="Arial" w:eastAsia="Arial" w:hAnsi="Arial"/>
           <w:b/>
           <w:bCs/>
-          <w:color w:val="0D3B1F"/>
+          <w:color w:val="1B7A4A"/>
           <w:sz w:val="32"/>
           <w:szCs w:val="32"/>
         </w:rPr>
@@ -261,9 +264,9 @@
               <w:right w:val="single" w:color="CCCCCC" w:sz="1"/>
             </w:tcBorders>
             <w:tcMar>
-              <w:top w:type="dxa" w:w="60"/>
+              <w:top w:type="dxa" w:w="80"/>
               <w:left w:type="dxa" w:w="120"/>
-              <w:bottom w:type="dxa" w:w="60"/>
+              <w:bottom w:type="dxa" w:w="80"/>
               <w:right w:type="dxa" w:w="120"/>
             </w:tcMar>
           </w:tcPr>
@@ -290,20 +293,147 @@
               <w:right w:val="single" w:color="CCCCCC" w:sz="1"/>
             </w:tcBorders>
             <w:tcMar>
-              <w:top w:type="dxa" w:w="60"/>
+              <w:top w:type="dxa" w:w="80"/>
               <w:left w:type="dxa" w:w="120"/>
-              <w:bottom w:type="dxa" w:w="60"/>
+              <w:bottom w:type="dxa" w:w="80"/>
               <w:right w:type="dxa" w:w="120"/>
             </w:tcMar>
           </w:tcPr>
           <w:p>
-            <w:r>
-              <w:rPr>
-                <w:rFonts w:ascii="Arial" w:cs="Arial" w:eastAsia="Arial" w:hAnsi="Arial"/>
-                <w:sz w:val="20"/>
-                <w:szCs w:val="20"/>
+            <w:pPr>
+              <w:spacing w:after="80" w:before="80"/>
+            </w:pPr>
+            <w:r>
+              <w:rPr>
+                <w:rFonts w:ascii="Arial" w:cs="Arial" w:eastAsia="Arial" w:hAnsi="Arial"/>
+                <w:b/>
+                <w:bCs/>
+                <w:i w:val="false"/>
+                <w:iCs w:val="false"/>
+                <w:color w:val="000000"/>
+                <w:sz w:val="22"/>
+                <w:szCs w:val="22"/>
               </w:rPr>
               <w:t xml:space="preserve">Bell Ringer / Review</w:t>
+            </w:r>
+            <w:r>
+              <w:rPr>
+                <w:rFonts w:ascii="Arial" w:cs="Arial" w:eastAsia="Arial" w:hAnsi="Arial"/>
+                <w:sz w:val="20"/>
+                <w:szCs w:val="20"/>
+              </w:rPr>
+              <w:br/>
+              <w:t xml:space="preserve"/>
+            </w:r>
+            <w:r>
+              <w:rPr>
+                <w:rFonts w:ascii="Arial" w:cs="Arial" w:eastAsia="Arial" w:hAnsi="Arial"/>
+                <w:sz w:val="20"/>
+                <w:szCs w:val="20"/>
+              </w:rPr>
+              <w:br/>
+              <w:t xml:space="preserve"/>
+            </w:r>
+            <w:r>
+              <w:rPr>
+                <w:rFonts w:ascii="Arial" w:cs="Arial" w:eastAsia="Arial" w:hAnsi="Arial"/>
+                <w:b/>
+                <w:bCs/>
+                <w:i w:val="false"/>
+                <w:iCs w:val="false"/>
+                <w:color w:val="000000"/>
+                <w:sz w:val="20"/>
+                <w:szCs w:val="20"/>
+              </w:rPr>
+              <w:t xml:space="preserve">Quick Write </w:t>
+            </w:r>
+            <w:r>
+              <w:rPr>
+                <w:rFonts w:ascii="Arial" w:cs="Arial" w:eastAsia="Arial" w:hAnsi="Arial"/>
+                <w:b w:val="false"/>
+                <w:bCs w:val="false"/>
+                <w:i w:val="false"/>
+                <w:iCs w:val="false"/>
+                <w:color w:val="000000"/>
+                <w:sz w:val="20"/>
+                <w:szCs w:val="20"/>
+              </w:rPr>
+              <w:t xml:space="preserve">(3 min — written or verbal):</w:t>
+            </w:r>
+            <w:r>
+              <w:rPr>
+                <w:rFonts w:ascii="Arial" w:cs="Arial" w:eastAsia="Arial" w:hAnsi="Arial"/>
+                <w:sz w:val="20"/>
+                <w:szCs w:val="20"/>
+              </w:rPr>
+              <w:br/>
+              <w:t xml:space="preserve"/>
+            </w:r>
+            <w:r>
+              <w:rPr>
+                <w:rFonts w:ascii="Arial" w:cs="Arial" w:eastAsia="Arial" w:hAnsi="Arial"/>
+                <w:b w:val="false"/>
+                <w:bCs w:val="false"/>
+                <w:i w:val="false"/>
+                <w:iCs w:val="false"/>
+                <w:color w:val="000000"/>
+                <w:sz w:val="20"/>
+                <w:szCs w:val="20"/>
+              </w:rPr>
+              <w:t xml:space="preserve">    In your own words: Demonstrate mastery of APIs, external libraries, and data visualization through a comprehensive assessment?</w:t>
+            </w:r>
+            <w:r>
+              <w:rPr>
+                <w:rFonts w:ascii="Arial" w:cs="Arial" w:eastAsia="Arial" w:hAnsi="Arial"/>
+                <w:sz w:val="20"/>
+                <w:szCs w:val="20"/>
+              </w:rPr>
+              <w:br/>
+              <w:t xml:space="preserve"/>
+            </w:r>
+            <w:r>
+              <w:rPr>
+                <w:rFonts w:ascii="Arial" w:cs="Arial" w:eastAsia="Arial" w:hAnsi="Arial"/>
+                <w:sz w:val="20"/>
+                <w:szCs w:val="20"/>
+              </w:rPr>
+              <w:br/>
+              <w:t xml:space="preserve"/>
+            </w:r>
+            <w:r>
+              <w:rPr>
+                <w:rFonts w:ascii="Arial" w:cs="Arial" w:eastAsia="Arial" w:hAnsi="Arial"/>
+                <w:b w:val="false"/>
+                <w:bCs w:val="false"/>
+                <w:i/>
+                <w:iCs/>
+                <w:color w:val="444444"/>
+                <w:sz w:val="20"/>
+                <w:szCs w:val="20"/>
+              </w:rPr>
+              <w:t xml:space="preserve">Today's Goal: By the end of class you will be able to demonstrate mastery of APIs, external libraries, and data visualization through a comprehensive assessment.</w:t>
+            </w:r>
+            <w:r>
+              <w:rPr>
+                <w:rFonts w:ascii="Arial" w:cs="Arial" w:eastAsia="Arial" w:hAnsi="Arial"/>
+                <w:sz w:val="20"/>
+                <w:szCs w:val="20"/>
+              </w:rPr>
+              <w:br/>
+              <w:t xml:space="preserve"/>
+            </w:r>
+            <w:r>
+              <w:rPr>
+                <w:rFonts w:ascii="Arial" w:cs="Arial" w:eastAsia="Arial" w:hAnsi="Arial"/>
+                <w:b w:val="false"/>
+                <w:bCs w:val="false"/>
+                <w:i/>
+                <w:iCs/>
+                <w:color w:val="555555"/>
+                <w:sz w:val="20"/>
+                <w:szCs w:val="20"/>
+              </w:rPr>
+              <w:t xml:space="preserve">→ Pair-share your response, then 2–3 students share with the class.</w:t>
             </w:r>
           </w:p>
         </w:tc>
@@ -319,9 +449,9 @@
               <w:right w:val="single" w:color="CCCCCC" w:sz="1"/>
             </w:tcBorders>
             <w:tcMar>
-              <w:top w:type="dxa" w:w="60"/>
+              <w:top w:type="dxa" w:w="80"/>
               <w:left w:type="dxa" w:w="120"/>
-              <w:bottom w:type="dxa" w:w="60"/>
+              <w:bottom w:type="dxa" w:w="80"/>
               <w:right w:type="dxa" w:w="120"/>
             </w:tcMar>
           </w:tcPr>
@@ -348,20 +478,164 @@
               <w:right w:val="single" w:color="CCCCCC" w:sz="1"/>
             </w:tcBorders>
             <w:tcMar>
-              <w:top w:type="dxa" w:w="60"/>
+              <w:top w:type="dxa" w:w="80"/>
               <w:left w:type="dxa" w:w="120"/>
-              <w:bottom w:type="dxa" w:w="60"/>
+              <w:bottom w:type="dxa" w:w="80"/>
               <w:right w:type="dxa" w:w="120"/>
             </w:tcMar>
           </w:tcPr>
           <w:p>
-            <w:r>
-              <w:rPr>
-                <w:rFonts w:ascii="Arial" w:cs="Arial" w:eastAsia="Arial" w:hAnsi="Arial"/>
-                <w:sz w:val="20"/>
-                <w:szCs w:val="20"/>
-              </w:rPr>
-              <w:t xml:space="preserve">Mini Lesson: Unit Assessment</w:t>
+            <w:pPr>
+              <w:spacing w:after="80" w:before="80"/>
+            </w:pPr>
+            <w:r>
+              <w:rPr>
+                <w:rFonts w:ascii="Arial" w:cs="Arial" w:eastAsia="Arial" w:hAnsi="Arial"/>
+                <w:b/>
+                <w:bCs/>
+                <w:i w:val="false"/>
+                <w:iCs w:val="false"/>
+                <w:color w:val="000000"/>
+                <w:sz w:val="22"/>
+                <w:szCs w:val="22"/>
+              </w:rPr>
+              <w:t xml:space="preserve">Mini Lesson: </w:t>
+            </w:r>
+            <w:r>
+              <w:rPr>
+                <w:rFonts w:ascii="Arial" w:cs="Arial" w:eastAsia="Arial" w:hAnsi="Arial"/>
+                <w:b w:val="false"/>
+                <w:bCs w:val="false"/>
+                <w:i w:val="false"/>
+                <w:iCs w:val="false"/>
+                <w:color w:val="000000"/>
+                <w:sz w:val="22"/>
+                <w:szCs w:val="22"/>
+              </w:rPr>
+              <w:t xml:space="preserve">Unit Assessment</w:t>
+            </w:r>
+            <w:r>
+              <w:rPr>
+                <w:rFonts w:ascii="Arial" w:cs="Arial" w:eastAsia="Arial" w:hAnsi="Arial"/>
+                <w:sz w:val="20"/>
+                <w:szCs w:val="20"/>
+              </w:rPr>
+              <w:br/>
+              <w:t xml:space="preserve"/>
+            </w:r>
+            <w:r>
+              <w:rPr>
+                <w:rFonts w:ascii="Arial" w:cs="Arial" w:eastAsia="Arial" w:hAnsi="Arial"/>
+                <w:sz w:val="20"/>
+                <w:szCs w:val="20"/>
+              </w:rPr>
+              <w:br/>
+              <w:t xml:space="preserve"/>
+            </w:r>
+            <w:r>
+              <w:rPr>
+                <w:rFonts w:ascii="Arial" w:cs="Arial" w:eastAsia="Arial" w:hAnsi="Arial"/>
+                <w:b/>
+                <w:bCs/>
+                <w:i/>
+                <w:iCs/>
+                <w:color w:val="000000"/>
+                <w:sz w:val="20"/>
+                <w:szCs w:val="20"/>
+              </w:rPr>
+              <w:t xml:space="preserve">Learning Target: </w:t>
+            </w:r>
+            <w:r>
+              <w:rPr>
+                <w:rFonts w:ascii="Arial" w:cs="Arial" w:eastAsia="Arial" w:hAnsi="Arial"/>
+                <w:b w:val="false"/>
+                <w:bCs w:val="false"/>
+                <w:i/>
+                <w:iCs/>
+                <w:color w:val="333333"/>
+                <w:sz w:val="20"/>
+                <w:szCs w:val="20"/>
+              </w:rPr>
+              <w:t xml:space="preserve">I can demonstrate mastery of APIs, external libraries, and data visualization through a comprehensive assessment.</w:t>
+            </w:r>
+            <w:r>
+              <w:rPr>
+                <w:rFonts w:ascii="Arial" w:cs="Arial" w:eastAsia="Arial" w:hAnsi="Arial"/>
+                <w:sz w:val="20"/>
+                <w:szCs w:val="20"/>
+              </w:rPr>
+              <w:br/>
+              <w:t xml:space="preserve"/>
+            </w:r>
+            <w:r>
+              <w:rPr>
+                <w:rFonts w:ascii="Arial" w:cs="Arial" w:eastAsia="Arial" w:hAnsi="Arial"/>
+                <w:sz w:val="20"/>
+                <w:szCs w:val="20"/>
+              </w:rPr>
+              <w:br/>
+              <w:t xml:space="preserve"/>
+            </w:r>
+            <w:r>
+              <w:rPr>
+                <w:rFonts w:ascii="Arial" w:cs="Arial" w:eastAsia="Arial" w:hAnsi="Arial"/>
+                <w:b/>
+                <w:bCs/>
+                <w:i/>
+                <w:iCs/>
+                <w:color w:val="555555"/>
+                <w:sz w:val="20"/>
+                <w:szCs w:val="20"/>
+              </w:rPr>
+              <w:t xml:space="preserve">→ Live Demo — </w:t>
+            </w:r>
+            <w:r>
+              <w:rPr>
+                <w:rFonts w:ascii="Arial" w:cs="Arial" w:eastAsia="Arial" w:hAnsi="Arial"/>
+                <w:b w:val="false"/>
+                <w:bCs w:val="false"/>
+                <w:i/>
+                <w:iCs/>
+                <w:color w:val="555555"/>
+                <w:sz w:val="20"/>
+                <w:szCs w:val="20"/>
+              </w:rPr>
+              <w:t xml:space="preserve">type examples as students follow along in their own editor.</w:t>
+            </w:r>
+            <w:r>
+              <w:rPr>
+                <w:rFonts w:ascii="Arial" w:cs="Arial" w:eastAsia="Arial" w:hAnsi="Arial"/>
+                <w:sz w:val="20"/>
+                <w:szCs w:val="20"/>
+              </w:rPr>
+              <w:br/>
+              <w:t xml:space="preserve"/>
+            </w:r>
+            <w:r>
+              <w:rPr>
+                <w:rFonts w:ascii="Arial" w:cs="Arial" w:eastAsia="Arial" w:hAnsi="Arial"/>
+                <w:b/>
+                <w:bCs/>
+                <w:i/>
+                <w:iCs/>
+                <w:color w:val="555555"/>
+                <w:sz w:val="20"/>
+                <w:szCs w:val="20"/>
+              </w:rPr>
+              <w:t xml:space="preserve">→ Check for Understanding: </w:t>
+            </w:r>
+            <w:r>
+              <w:rPr>
+                <w:rFonts w:ascii="Arial" w:cs="Arial" w:eastAsia="Arial" w:hAnsi="Arial"/>
+                <w:b w:val="false"/>
+                <w:bCs w:val="false"/>
+                <w:i/>
+                <w:iCs/>
+                <w:color w:val="555555"/>
+                <w:sz w:val="20"/>
+                <w:szCs w:val="20"/>
+              </w:rPr>
+              <w:t xml:space="preserve">pause and cold-call: “Can someone explain what we just did in their own words?”</w:t>
             </w:r>
           </w:p>
         </w:tc>
@@ -377,9 +651,9 @@
               <w:right w:val="single" w:color="CCCCCC" w:sz="1"/>
             </w:tcBorders>
             <w:tcMar>
-              <w:top w:type="dxa" w:w="60"/>
+              <w:top w:type="dxa" w:w="80"/>
               <w:left w:type="dxa" w:w="120"/>
-              <w:bottom w:type="dxa" w:w="60"/>
+              <w:bottom w:type="dxa" w:w="80"/>
               <w:right w:type="dxa" w:w="120"/>
             </w:tcMar>
           </w:tcPr>
@@ -392,7 +666,7 @@
                 <w:sz w:val="20"/>
                 <w:szCs w:val="20"/>
               </w:rPr>
-              <w:t xml:space="preserve">15-20 min</w:t>
+              <w:t xml:space="preserve">15–20 min</w:t>
             </w:r>
           </w:p>
         </w:tc>
@@ -406,20 +680,81 @@
               <w:right w:val="single" w:color="CCCCCC" w:sz="1"/>
             </w:tcBorders>
             <w:tcMar>
-              <w:top w:type="dxa" w:w="60"/>
+              <w:top w:type="dxa" w:w="80"/>
               <w:left w:type="dxa" w:w="120"/>
-              <w:bottom w:type="dxa" w:w="60"/>
+              <w:bottom w:type="dxa" w:w="80"/>
               <w:right w:type="dxa" w:w="120"/>
             </w:tcMar>
           </w:tcPr>
           <w:p>
-            <w:r>
-              <w:rPr>
-                <w:rFonts w:ascii="Arial" w:cs="Arial" w:eastAsia="Arial" w:hAnsi="Arial"/>
-                <w:sz w:val="20"/>
-                <w:szCs w:val="20"/>
+            <w:pPr>
+              <w:spacing w:after="80" w:before="80"/>
+            </w:pPr>
+            <w:r>
+              <w:rPr>
+                <w:rFonts w:ascii="Arial" w:cs="Arial" w:eastAsia="Arial" w:hAnsi="Arial"/>
+                <w:b/>
+                <w:bCs/>
+                <w:i w:val="false"/>
+                <w:iCs w:val="false"/>
+                <w:color w:val="000000"/>
+                <w:sz w:val="22"/>
+                <w:szCs w:val="22"/>
               </w:rPr>
               <w:t xml:space="preserve">Independent Practice / Code Along</w:t>
+            </w:r>
+            <w:r>
+              <w:rPr>
+                <w:rFonts w:ascii="Arial" w:cs="Arial" w:eastAsia="Arial" w:hAnsi="Arial"/>
+                <w:sz w:val="20"/>
+                <w:szCs w:val="20"/>
+              </w:rPr>
+              <w:br/>
+              <w:t xml:space="preserve"/>
+            </w:r>
+            <w:r>
+              <w:rPr>
+                <w:rFonts w:ascii="Arial" w:cs="Arial" w:eastAsia="Arial" w:hAnsi="Arial"/>
+                <w:b w:val="false"/>
+                <w:bCs w:val="false"/>
+                <w:i w:val="false"/>
+                <w:iCs w:val="false"/>
+                <w:color w:val="000000"/>
+                <w:sz w:val="20"/>
+                <w:szCs w:val="20"/>
+              </w:rPr>
+              <w:t xml:space="preserve">    Work through problems from the day's exercise set.</w:t>
+            </w:r>
+            <w:r>
+              <w:rPr>
+                <w:rFonts w:ascii="Arial" w:cs="Arial" w:eastAsia="Arial" w:hAnsi="Arial"/>
+                <w:sz w:val="20"/>
+                <w:szCs w:val="20"/>
+              </w:rPr>
+              <w:br/>
+              <w:t xml:space="preserve"/>
+            </w:r>
+            <w:r>
+              <w:rPr>
+                <w:rFonts w:ascii="Arial" w:cs="Arial" w:eastAsia="Arial" w:hAnsi="Arial"/>
+                <w:sz w:val="20"/>
+                <w:szCs w:val="20"/>
+              </w:rPr>
+              <w:br/>
+              <w:t xml:space="preserve"/>
+            </w:r>
+            <w:r>
+              <w:rPr>
+                <w:rFonts w:ascii="Arial" w:cs="Arial" w:eastAsia="Arial" w:hAnsi="Arial"/>
+                <w:b w:val="false"/>
+                <w:bCs w:val="false"/>
+                <w:i/>
+                <w:iCs/>
+                <w:color w:val="555555"/>
+                <w:sz w:val="20"/>
+                <w:szCs w:val="20"/>
+              </w:rPr>
+              <w:t xml:space="preserve">→ Teacher circulates — offer hints, check for understanding.</w:t>
             </w:r>
           </w:p>
         </w:tc>
@@ -435,9 +770,9 @@
               <w:right w:val="single" w:color="CCCCCC" w:sz="1"/>
             </w:tcBorders>
             <w:tcMar>
-              <w:top w:type="dxa" w:w="60"/>
+              <w:top w:type="dxa" w:w="80"/>
               <w:left w:type="dxa" w:w="120"/>
-              <w:bottom w:type="dxa" w:w="60"/>
+              <w:bottom w:type="dxa" w:w="80"/>
               <w:right w:type="dxa" w:w="120"/>
             </w:tcMar>
           </w:tcPr>
@@ -464,20 +799,90 @@
               <w:right w:val="single" w:color="CCCCCC" w:sz="1"/>
             </w:tcBorders>
             <w:tcMar>
-              <w:top w:type="dxa" w:w="60"/>
+              <w:top w:type="dxa" w:w="80"/>
               <w:left w:type="dxa" w:w="120"/>
-              <w:bottom w:type="dxa" w:w="60"/>
+              <w:bottom w:type="dxa" w:w="80"/>
               <w:right w:type="dxa" w:w="120"/>
             </w:tcMar>
           </w:tcPr>
           <w:p>
-            <w:r>
-              <w:rPr>
-                <w:rFonts w:ascii="Arial" w:cs="Arial" w:eastAsia="Arial" w:hAnsi="Arial"/>
-                <w:sz w:val="20"/>
-                <w:szCs w:val="20"/>
+            <w:pPr>
+              <w:spacing w:after="80" w:before="80"/>
+            </w:pPr>
+            <w:r>
+              <w:rPr>
+                <w:rFonts w:ascii="Arial" w:cs="Arial" w:eastAsia="Arial" w:hAnsi="Arial"/>
+                <w:b/>
+                <w:bCs/>
+                <w:i w:val="false"/>
+                <w:iCs w:val="false"/>
+                <w:color w:val="000000"/>
+                <w:sz w:val="22"/>
+                <w:szCs w:val="22"/>
               </w:rPr>
               <w:t xml:space="preserve">Exit Ticket / Wrap-Up</w:t>
+            </w:r>
+            <w:r>
+              <w:rPr>
+                <w:rFonts w:ascii="Arial" w:cs="Arial" w:eastAsia="Arial" w:hAnsi="Arial"/>
+                <w:sz w:val="20"/>
+                <w:szCs w:val="20"/>
+              </w:rPr>
+              <w:br/>
+              <w:t xml:space="preserve"/>
+            </w:r>
+            <w:r>
+              <w:rPr>
+                <w:rFonts w:ascii="Arial" w:cs="Arial" w:eastAsia="Arial" w:hAnsi="Arial"/>
+                <w:sz w:val="20"/>
+                <w:szCs w:val="20"/>
+              </w:rPr>
+              <w:br/>
+              <w:t xml:space="preserve"/>
+            </w:r>
+            <w:r>
+              <w:rPr>
+                <w:rFonts w:ascii="Arial" w:cs="Arial" w:eastAsia="Arial" w:hAnsi="Arial"/>
+                <w:b w:val="false"/>
+                <w:bCs w:val="false"/>
+                <w:i w:val="false"/>
+                <w:iCs w:val="false"/>
+                <w:color w:val="000000"/>
+                <w:sz w:val="20"/>
+                <w:szCs w:val="20"/>
+              </w:rPr>
+              <w:t xml:space="preserve">Quick Check: Demonstrate mastery of APIs, external libraries, and data visualization through a comprehensive assessment?</w:t>
+            </w:r>
+            <w:r>
+              <w:rPr>
+                <w:rFonts w:ascii="Arial" w:cs="Arial" w:eastAsia="Arial" w:hAnsi="Arial"/>
+                <w:sz w:val="20"/>
+                <w:szCs w:val="20"/>
+              </w:rPr>
+              <w:br/>
+              <w:t xml:space="preserve"/>
+            </w:r>
+            <w:r>
+              <w:rPr>
+                <w:rFonts w:ascii="Arial" w:cs="Arial" w:eastAsia="Arial" w:hAnsi="Arial"/>
+                <w:sz w:val="20"/>
+                <w:szCs w:val="20"/>
+              </w:rPr>
+              <w:br/>
+              <w:t xml:space="preserve"/>
+            </w:r>
+            <w:r>
+              <w:rPr>
+                <w:rFonts w:ascii="Arial" w:cs="Arial" w:eastAsia="Arial" w:hAnsi="Arial"/>
+                <w:b w:val="false"/>
+                <w:bCs w:val="false"/>
+                <w:i/>
+                <w:iCs/>
+                <w:color w:val="555555"/>
+                <w:sz w:val="20"/>
+                <w:szCs w:val="20"/>
+              </w:rPr>
+              <w:t xml:space="preserve">→ 3–2–1: Name 3 things learned, 2 new vocab words, 1 question you still have.</w:t>
             </w:r>
           </w:p>
         </w:tc>
@@ -773,7 +1178,7 @@
                 <w:sz w:val="18"/>
                 <w:szCs w:val="18"/>
               </w:rPr>
-              <w:t xml:space="preserve"># Test</w:t>
+              <w:t xml:space="preserve"> </w:t>
             </w:r>
           </w:p>
           <w:p>
@@ -1022,7 +1427,7 @@
                 <w:sz w:val="18"/>
                 <w:szCs w:val="18"/>
               </w:rPr>
-              <w:t xml:space="preserve"># Test</w:t>
+              <w:t xml:space="preserve"> </w:t>
             </w:r>
           </w:p>
           <w:p>
@@ -1232,7 +1637,7 @@
                 <w:sz w:val="18"/>
                 <w:szCs w:val="18"/>
               </w:rPr>
-              <w:t xml:space="preserve"># Test</w:t>
+              <w:t xml:space="preserve"> </w:t>
             </w:r>
           </w:p>
           <w:p>

--- a/Coding 2 - year/Unit 6 - APIs & External Libraries/Daily Lesson Plans/Word/Day 22.docx
+++ b/Coding 2 - year/Unit 6 - APIs & External Libraries/Daily Lesson Plans/Word/Day 22.docx
@@ -380,7 +380,7 @@
                 <w:sz w:val="20"/>
                 <w:szCs w:val="20"/>
               </w:rPr>
-              <w:t xml:space="preserve">    In your own words: Demonstrate mastery of APIs, external libraries, and data visualization through a comprehensive assessment?</w:t>
+              <w:t xml:space="preserve">    What do you think are the most important parts of Unit Assessment to demonstrate well? Why?</w:t>
             </w:r>
             <w:r>
               <w:rPr>
@@ -411,7 +411,7 @@
                 <w:sz w:val="20"/>
                 <w:szCs w:val="20"/>
               </w:rPr>
-              <w:t xml:space="preserve">Today's Goal: By the end of class you will be able to demonstrate mastery of APIs, external libraries, and data visualization through a comprehensive assessment.</w:t>
+              <w:t xml:space="preserve">Today’s Goal: By the end of class you will be able to demonstrate mastery of APIs, external libraries, and data visualization through a comprehensive assessment.</w:t>
             </w:r>
             <w:r>
               <w:rPr>
@@ -851,7 +851,7 @@
                 <w:sz w:val="20"/>
                 <w:szCs w:val="20"/>
               </w:rPr>
-              <w:t xml:space="preserve">Quick Check: Demonstrate mastery of APIs, external libraries, and data visualization through a comprehensive assessment?</w:t>
+              <w:t xml:space="preserve">If you had to teach Unit Assessment to a classmate, what's the #1 thing you'd make sure they understand?</w:t>
             </w:r>
             <w:r>
               <w:rPr>

--- a/Coding 2 - year/Unit 6 - APIs & External Libraries/Daily Lesson Plans/Word/Day 22.docx
+++ b/Coding 2 - year/Unit 6 - APIs & External Libraries/Daily Lesson Plans/Word/Day 22.docx
@@ -403,6 +403,72 @@
             <w:r>
               <w:rPr>
                 <w:rFonts w:ascii="Arial" w:cs="Arial" w:eastAsia="Arial" w:hAnsi="Arial"/>
+                <w:b/>
+                <w:bCs/>
+                <w:i w:val="false"/>
+                <w:iCs w:val="false"/>
+                <w:color w:val="000000"/>
+                <w:sz w:val="20"/>
+                <w:szCs w:val="20"/>
+              </w:rPr>
+              <w:t xml:space="preserve">Vocabulary Preview — </w:t>
+            </w:r>
+            <w:r>
+              <w:rPr>
+                <w:rFonts w:ascii="Arial" w:cs="Arial" w:eastAsia="Arial" w:hAnsi="Arial"/>
+                <w:b w:val="false"/>
+                <w:bCs w:val="false"/>
+                <w:i w:val="false"/>
+                <w:iCs w:val="false"/>
+                <w:color w:val="000000"/>
+                <w:sz w:val="20"/>
+                <w:szCs w:val="20"/>
+              </w:rPr>
+              <w:t xml:space="preserve">terms we'll use today:</w:t>
+            </w:r>
+            <w:r>
+              <w:rPr>
+                <w:rFonts w:ascii="Arial" w:cs="Arial" w:eastAsia="Arial" w:hAnsi="Arial"/>
+                <w:sz w:val="20"/>
+                <w:szCs w:val="20"/>
+              </w:rPr>
+              <w:br/>
+              <w:t xml:space="preserve"/>
+            </w:r>
+            <w:r>
+              <w:rPr>
+                <w:rFonts w:ascii="Arial" w:cs="Arial" w:eastAsia="Arial" w:hAnsi="Arial"/>
+                <w:b w:val="false"/>
+                <w:bCs w:val="false"/>
+                <w:i w:val="false"/>
+                <w:iCs w:val="false"/>
+                <w:color w:val="000000"/>
+                <w:sz w:val="20"/>
+                <w:szCs w:val="20"/>
+              </w:rPr>
+              <w:t xml:space="preserve">    • Total Points   •   10.   •   11.   •   12.   •   13.   •   14.</w:t>
+            </w:r>
+            <w:r>
+              <w:rPr>
+                <w:rFonts w:ascii="Arial" w:cs="Arial" w:eastAsia="Arial" w:hAnsi="Arial"/>
+                <w:sz w:val="20"/>
+                <w:szCs w:val="20"/>
+              </w:rPr>
+              <w:br/>
+              <w:t xml:space="preserve"/>
+            </w:r>
+            <w:r>
+              <w:rPr>
+                <w:rFonts w:ascii="Arial" w:cs="Arial" w:eastAsia="Arial" w:hAnsi="Arial"/>
+                <w:sz w:val="20"/>
+                <w:szCs w:val="20"/>
+              </w:rPr>
+              <w:br/>
+              <w:t xml:space="preserve"/>
+            </w:r>
+            <w:r>
+              <w:rPr>
+                <w:rFonts w:ascii="Arial" w:cs="Arial" w:eastAsia="Arial" w:hAnsi="Arial"/>
                 <w:b w:val="false"/>
                 <w:bCs w:val="false"/>
                 <w:i/>
@@ -579,6 +645,310 @@
             <w:r>
               <w:rPr>
                 <w:rFonts w:ascii="Arial" w:cs="Arial" w:eastAsia="Arial" w:hAnsi="Arial"/>
+                <w:b w:val="false"/>
+                <w:bCs w:val="false"/>
+                <w:i w:val="false"/>
+                <w:iCs w:val="false"/>
+                <w:color w:val="000000"/>
+                <w:sz w:val="20"/>
+                <w:szCs w:val="20"/>
+              </w:rPr>
+              <w:t xml:space="preserve">This assessment covers all Unit 6 topics: APIs, requests library, JSON parsing, authentication, error handling, standard library modules (random, math, datetime, collections), NumPy, and Matplotlib.</w:t>
+            </w:r>
+            <w:r>
+              <w:rPr>
+                <w:rFonts w:ascii="Arial" w:cs="Arial" w:eastAsia="Arial" w:hAnsi="Arial"/>
+                <w:sz w:val="20"/>
+                <w:szCs w:val="20"/>
+              </w:rPr>
+              <w:br/>
+              <w:t xml:space="preserve"/>
+            </w:r>
+            <w:r>
+              <w:rPr>
+                <w:rFonts w:ascii="Arial" w:cs="Arial" w:eastAsia="Arial" w:hAnsi="Arial"/>
+                <w:b w:val="false"/>
+                <w:bCs w:val="false"/>
+                <w:i w:val="false"/>
+                <w:iCs w:val="false"/>
+                <w:color w:val="000000"/>
+                <w:sz w:val="20"/>
+                <w:szCs w:val="20"/>
+              </w:rPr>
+              <w:t xml:space="preserve">2. Which HTTP method is used to retrieve data from a server?</w:t>
+            </w:r>
+            <w:r>
+              <w:rPr>
+                <w:rFonts w:ascii="Arial" w:cs="Arial" w:eastAsia="Arial" w:hAnsi="Arial"/>
+                <w:sz w:val="20"/>
+                <w:szCs w:val="20"/>
+              </w:rPr>
+              <w:br/>
+              <w:t xml:space="preserve"/>
+            </w:r>
+            <w:r>
+              <w:rPr>
+                <w:rFonts w:ascii="Arial" w:cs="Arial" w:eastAsia="Arial" w:hAnsi="Arial"/>
+                <w:sz w:val="20"/>
+                <w:szCs w:val="20"/>
+              </w:rPr>
+              <w:br/>
+              <w:t xml:space="preserve"/>
+            </w:r>
+            <w:r>
+              <w:rPr>
+                <w:rFonts w:ascii="Arial" w:cs="Arial" w:eastAsia="Arial" w:hAnsi="Arial"/>
+                <w:b/>
+                <w:bCs/>
+                <w:i w:val="false"/>
+                <w:iCs w:val="false"/>
+                <w:color w:val="000000"/>
+                <w:sz w:val="20"/>
+                <w:szCs w:val="20"/>
+              </w:rPr>
+              <w:t xml:space="preserve">Key Concepts:</w:t>
+            </w:r>
+            <w:r>
+              <w:rPr>
+                <w:rFonts w:ascii="Arial" w:cs="Arial" w:eastAsia="Arial" w:hAnsi="Arial"/>
+                <w:sz w:val="20"/>
+                <w:szCs w:val="20"/>
+              </w:rPr>
+              <w:br/>
+              <w:t xml:space="preserve"/>
+            </w:r>
+            <w:r>
+              <w:rPr>
+                <w:rFonts w:ascii="Arial" w:cs="Arial" w:eastAsia="Arial" w:hAnsi="Arial"/>
+                <w:b w:val="false"/>
+                <w:bCs w:val="false"/>
+                <w:i w:val="false"/>
+                <w:iCs w:val="false"/>
+                <w:color w:val="000000"/>
+                <w:sz w:val="20"/>
+                <w:szCs w:val="20"/>
+              </w:rPr>
+              <w:t xml:space="preserve">    • Multiple Choice: 20 points</w:t>
+            </w:r>
+            <w:r>
+              <w:rPr>
+                <w:rFonts w:ascii="Arial" w:cs="Arial" w:eastAsia="Arial" w:hAnsi="Arial"/>
+                <w:sz w:val="20"/>
+                <w:szCs w:val="20"/>
+              </w:rPr>
+              <w:br/>
+              <w:t xml:space="preserve"/>
+            </w:r>
+            <w:r>
+              <w:rPr>
+                <w:rFonts w:ascii="Arial" w:cs="Arial" w:eastAsia="Arial" w:hAnsi="Arial"/>
+                <w:b w:val="false"/>
+                <w:bCs w:val="false"/>
+                <w:i w:val="false"/>
+                <w:iCs w:val="false"/>
+                <w:color w:val="000000"/>
+                <w:sz w:val="20"/>
+                <w:szCs w:val="20"/>
+              </w:rPr>
+              <w:t xml:space="preserve">    • Short Answer: 30 points</w:t>
+            </w:r>
+            <w:r>
+              <w:rPr>
+                <w:rFonts w:ascii="Arial" w:cs="Arial" w:eastAsia="Arial" w:hAnsi="Arial"/>
+                <w:sz w:val="20"/>
+                <w:szCs w:val="20"/>
+              </w:rPr>
+              <w:br/>
+              <w:t xml:space="preserve"/>
+            </w:r>
+            <w:r>
+              <w:rPr>
+                <w:rFonts w:ascii="Arial" w:cs="Arial" w:eastAsia="Arial" w:hAnsi="Arial"/>
+                <w:b w:val="false"/>
+                <w:bCs w:val="false"/>
+                <w:i w:val="false"/>
+                <w:iCs w:val="false"/>
+                <w:color w:val="000000"/>
+                <w:sz w:val="20"/>
+                <w:szCs w:val="20"/>
+              </w:rPr>
+              <w:t xml:space="preserve">    • Coding Challenges: 50 points</w:t>
+            </w:r>
+            <w:r>
+              <w:rPr>
+                <w:rFonts w:ascii="Arial" w:cs="Arial" w:eastAsia="Arial" w:hAnsi="Arial"/>
+                <w:sz w:val="20"/>
+                <w:szCs w:val="20"/>
+              </w:rPr>
+              <w:br/>
+              <w:t xml:space="preserve"/>
+            </w:r>
+            <w:r>
+              <w:rPr>
+                <w:rFonts w:ascii="Arial" w:cs="Arial" w:eastAsia="Arial" w:hAnsi="Arial"/>
+                <w:b w:val="false"/>
+                <w:bCs w:val="false"/>
+                <w:i w:val="false"/>
+                <w:iCs w:val="false"/>
+                <w:color w:val="000000"/>
+                <w:sz w:val="20"/>
+                <w:szCs w:val="20"/>
+              </w:rPr>
+              <w:t xml:space="preserve">    • A) Application Processing Interface</w:t>
+            </w:r>
+            <w:r>
+              <w:rPr>
+                <w:rFonts w:ascii="Arial" w:cs="Arial" w:eastAsia="Arial" w:hAnsi="Arial"/>
+                <w:sz w:val="20"/>
+                <w:szCs w:val="20"/>
+              </w:rPr>
+              <w:br/>
+              <w:t xml:space="preserve"/>
+            </w:r>
+            <w:r>
+              <w:rPr>
+                <w:rFonts w:ascii="Arial" w:cs="Arial" w:eastAsia="Arial" w:hAnsi="Arial"/>
+                <w:b w:val="false"/>
+                <w:bCs w:val="false"/>
+                <w:i w:val="false"/>
+                <w:iCs w:val="false"/>
+                <w:color w:val="000000"/>
+                <w:sz w:val="20"/>
+                <w:szCs w:val="20"/>
+              </w:rPr>
+              <w:t xml:space="preserve">    • B) Application Programming Interface</w:t>
+            </w:r>
+            <w:r>
+              <w:rPr>
+                <w:rFonts w:ascii="Arial" w:cs="Arial" w:eastAsia="Arial" w:hAnsi="Arial"/>
+                <w:sz w:val="20"/>
+                <w:szCs w:val="20"/>
+              </w:rPr>
+              <w:br/>
+              <w:t xml:space="preserve"/>
+            </w:r>
+            <w:r>
+              <w:rPr>
+                <w:rFonts w:ascii="Arial" w:cs="Arial" w:eastAsia="Arial" w:hAnsi="Arial"/>
+                <w:b w:val="false"/>
+                <w:bCs w:val="false"/>
+                <w:i w:val="false"/>
+                <w:iCs w:val="false"/>
+                <w:color w:val="000000"/>
+                <w:sz w:val="20"/>
+                <w:szCs w:val="20"/>
+              </w:rPr>
+              <w:t xml:space="preserve">    • C) Advanced Python Interface</w:t>
+            </w:r>
+            <w:r>
+              <w:rPr>
+                <w:rFonts w:ascii="Arial" w:cs="Arial" w:eastAsia="Arial" w:hAnsi="Arial"/>
+                <w:sz w:val="20"/>
+                <w:szCs w:val="20"/>
+              </w:rPr>
+              <w:br/>
+              <w:t xml:space="preserve"/>
+            </w:r>
+            <w:r>
+              <w:rPr>
+                <w:rFonts w:ascii="Arial" w:cs="Arial" w:eastAsia="Arial" w:hAnsi="Arial"/>
+                <w:b w:val="false"/>
+                <w:bCs w:val="false"/>
+                <w:i w:val="false"/>
+                <w:iCs w:val="false"/>
+                <w:color w:val="000000"/>
+                <w:sz w:val="20"/>
+                <w:szCs w:val="20"/>
+              </w:rPr>
+              <w:t xml:space="preserve">    • D) Application Protocol Interface</w:t>
+            </w:r>
+            <w:r>
+              <w:rPr>
+                <w:rFonts w:ascii="Arial" w:cs="Arial" w:eastAsia="Arial" w:hAnsi="Arial"/>
+                <w:sz w:val="20"/>
+                <w:szCs w:val="20"/>
+              </w:rPr>
+              <w:br/>
+              <w:t xml:space="preserve"/>
+            </w:r>
+            <w:r>
+              <w:rPr>
+                <w:rFonts w:ascii="Arial" w:cs="Arial" w:eastAsia="Arial" w:hAnsi="Arial"/>
+                <w:b w:val="false"/>
+                <w:bCs w:val="false"/>
+                <w:i w:val="false"/>
+                <w:iCs w:val="false"/>
+                <w:color w:val="000000"/>
+                <w:sz w:val="20"/>
+                <w:szCs w:val="20"/>
+              </w:rPr>
+              <w:t xml:space="preserve">    • A) POST</w:t>
+            </w:r>
+            <w:r>
+              <w:rPr>
+                <w:rFonts w:ascii="Arial" w:cs="Arial" w:eastAsia="Arial" w:hAnsi="Arial"/>
+                <w:sz w:val="20"/>
+                <w:szCs w:val="20"/>
+              </w:rPr>
+              <w:br/>
+              <w:t xml:space="preserve"/>
+            </w:r>
+            <w:r>
+              <w:rPr>
+                <w:rFonts w:ascii="Arial" w:cs="Arial" w:eastAsia="Arial" w:hAnsi="Arial"/>
+                <w:sz w:val="20"/>
+                <w:szCs w:val="20"/>
+              </w:rPr>
+              <w:br/>
+              <w:t xml:space="preserve"/>
+            </w:r>
+            <w:r>
+              <w:rPr>
+                <w:rFonts w:ascii="Arial" w:cs="Arial" w:eastAsia="Arial" w:hAnsi="Arial"/>
+                <w:b/>
+                <w:bCs/>
+                <w:i w:val="false"/>
+                <w:iCs w:val="false"/>
+                <w:color w:val="000000"/>
+                <w:sz w:val="20"/>
+                <w:szCs w:val="20"/>
+              </w:rPr>
+              <w:t xml:space="preserve">Vocabulary: </w:t>
+            </w:r>
+            <w:r>
+              <w:rPr>
+                <w:rFonts w:ascii="Arial" w:cs="Arial" w:eastAsia="Arial" w:hAnsi="Arial"/>
+                <w:b w:val="false"/>
+                <w:bCs w:val="false"/>
+                <w:i w:val="false"/>
+                <w:iCs w:val="false"/>
+                <w:color w:val="000000"/>
+                <w:sz w:val="20"/>
+                <w:szCs w:val="20"/>
+              </w:rPr>
+              <w:t xml:space="preserve">Total Points, 10., 11., 12., 13., 14.</w:t>
+            </w:r>
+            <w:r>
+              <w:rPr>
+                <w:rFonts w:ascii="Arial" w:cs="Arial" w:eastAsia="Arial" w:hAnsi="Arial"/>
+                <w:sz w:val="20"/>
+                <w:szCs w:val="20"/>
+              </w:rPr>
+              <w:br/>
+              <w:t xml:space="preserve"/>
+            </w:r>
+            <w:r>
+              <w:rPr>
+                <w:rFonts w:ascii="Arial" w:cs="Arial" w:eastAsia="Arial" w:hAnsi="Arial"/>
+                <w:sz w:val="20"/>
+                <w:szCs w:val="20"/>
+              </w:rPr>
+              <w:br/>
+              <w:t xml:space="preserve"/>
+            </w:r>
+            <w:r>
+              <w:rPr>
+                <w:rFonts w:ascii="Arial" w:cs="Arial" w:eastAsia="Arial" w:hAnsi="Arial"/>
                 <w:b/>
                 <w:bCs/>
                 <w:i/>
@@ -715,6 +1085,19 @@
             <w:r>
               <w:rPr>
                 <w:rFonts w:ascii="Arial" w:cs="Arial" w:eastAsia="Arial" w:hAnsi="Arial"/>
+                <w:b/>
+                <w:bCs/>
+                <w:i w:val="false"/>
+                <w:iCs w:val="false"/>
+                <w:color w:val="000000"/>
+                <w:sz w:val="20"/>
+                <w:szCs w:val="20"/>
+              </w:rPr>
+              <w:t xml:space="preserve">    Beginner: </w:t>
+            </w:r>
+            <w:r>
+              <w:rPr>
+                <w:rFonts w:ascii="Arial" w:cs="Arial" w:eastAsia="Arial" w:hAnsi="Arial"/>
                 <w:b w:val="false"/>
                 <w:bCs w:val="false"/>
                 <w:i w:val="false"/>
@@ -723,7 +1106,77 @@
                 <w:sz w:val="20"/>
                 <w:szCs w:val="20"/>
               </w:rPr>
-              <w:t xml:space="preserve">    Work through problems from the day's exercise set.</w:t>
+              <w:t xml:space="preserve">Takes a city name as input</w:t>
+            </w:r>
+            <w:r>
+              <w:rPr>
+                <w:rFonts w:ascii="Arial" w:cs="Arial" w:eastAsia="Arial" w:hAnsi="Arial"/>
+                <w:sz w:val="20"/>
+                <w:szCs w:val="20"/>
+              </w:rPr>
+              <w:br/>
+              <w:t xml:space="preserve"/>
+            </w:r>
+            <w:r>
+              <w:rPr>
+                <w:rFonts w:ascii="Arial" w:cs="Arial" w:eastAsia="Arial" w:hAnsi="Arial"/>
+                <w:b/>
+                <w:bCs/>
+                <w:i w:val="false"/>
+                <w:iCs w:val="false"/>
+                <w:color w:val="000000"/>
+                <w:sz w:val="20"/>
+                <w:szCs w:val="20"/>
+              </w:rPr>
+              <w:t xml:space="preserve">    Intermediate: </w:t>
+            </w:r>
+            <w:r>
+              <w:rPr>
+                <w:rFonts w:ascii="Arial" w:cs="Arial" w:eastAsia="Arial" w:hAnsi="Arial"/>
+                <w:b w:val="false"/>
+                <w:bCs w:val="false"/>
+                <w:i w:val="false"/>
+                <w:iCs w:val="false"/>
+                <w:color w:val="000000"/>
+                <w:sz w:val="20"/>
+                <w:szCs w:val="20"/>
+              </w:rPr>
+              <w:t xml:space="preserve">Uses the Open-Meteo Geocoding API to get latitude and longitude</w:t>
+            </w:r>
+            <w:r>
+              <w:rPr>
+                <w:rFonts w:ascii="Arial" w:cs="Arial" w:eastAsia="Arial" w:hAnsi="Arial"/>
+                <w:sz w:val="20"/>
+                <w:szCs w:val="20"/>
+              </w:rPr>
+              <w:br/>
+              <w:t xml:space="preserve"/>
+            </w:r>
+            <w:r>
+              <w:rPr>
+                <w:rFonts w:ascii="Arial" w:cs="Arial" w:eastAsia="Arial" w:hAnsi="Arial"/>
+                <w:b/>
+                <w:bCs/>
+                <w:i w:val="false"/>
+                <w:iCs w:val="false"/>
+                <w:color w:val="000000"/>
+                <w:sz w:val="20"/>
+                <w:szCs w:val="20"/>
+              </w:rPr>
+              <w:t xml:space="preserve">    Challenge: </w:t>
+            </w:r>
+            <w:r>
+              <w:rPr>
+                <w:rFonts w:ascii="Arial" w:cs="Arial" w:eastAsia="Arial" w:hAnsi="Arial"/>
+                <w:b w:val="false"/>
+                <w:bCs w:val="false"/>
+                <w:i w:val="false"/>
+                <w:iCs w:val="false"/>
+                <w:color w:val="000000"/>
+                <w:sz w:val="20"/>
+                <w:szCs w:val="20"/>
+              </w:rPr>
+              <w:t xml:space="preserve">Uses the Open-Meteo Weather API to fetch current temperature</w:t>
             </w:r>
             <w:r>
               <w:rPr>
@@ -891,6 +1344,2337 @@
     <w:p>
       <w:pPr>
         <w:spacing w:after="200"/>
+      </w:pPr>
+    </w:p>
+    <w:p>
+      <w:pPr>
+        <w:pBdr>
+          <w:bottom w:val="single" w:color="1B7A4A" w:sz="4" w:space="4"/>
+        </w:pBdr>
+        <w:spacing w:after="100" w:before="120"/>
+      </w:pPr>
+      <w:r>
+        <w:rPr>
+          <w:rFonts w:ascii="Arial" w:cs="Arial" w:eastAsia="Arial" w:hAnsi="Arial"/>
+          <w:b/>
+          <w:bCs/>
+          <w:color w:val="1B7A4A"/>
+          <w:sz w:val="24"/>
+          <w:szCs w:val="24"/>
+        </w:rPr>
+        <w:t xml:space="preserve">Key Concepts</w:t>
+      </w:r>
+    </w:p>
+    <w:p>
+      <w:pPr>
+        <w:spacing w:after="60"/>
+      </w:pPr>
+      <w:r>
+        <w:rPr>
+          <w:rFonts w:ascii="Arial" w:cs="Arial" w:eastAsia="Arial" w:hAnsi="Arial"/>
+          <w:sz w:val="20"/>
+          <w:szCs w:val="20"/>
+        </w:rPr>
+        <w:t xml:space="preserve">This assessment covers all Unit 6 topics: APIs, requests library, JSON parsing, authentication, error handling, standard library modules (random, math, datetime, collections), NumPy, and Matplotlib.</w:t>
+      </w:r>
+    </w:p>
+    <w:p>
+      <w:pPr>
+        <w:spacing w:after="60"/>
+      </w:pPr>
+      <w:r>
+        <w:rPr>
+          <w:rFonts w:ascii="Arial" w:cs="Arial" w:eastAsia="Arial" w:hAnsi="Arial"/>
+          <w:sz w:val="20"/>
+          <w:szCs w:val="20"/>
+        </w:rPr>
+        <w:t xml:space="preserve">Total Points: 100</w:t>
+      </w:r>
+    </w:p>
+    <w:p>
+      <w:pPr>
+        <w:spacing w:after="60"/>
+        <w:ind w:left="360"/>
+      </w:pPr>
+      <w:r>
+        <w:rPr>
+          <w:rFonts w:ascii="Arial" w:cs="Arial" w:eastAsia="Arial" w:hAnsi="Arial"/>
+          <w:sz w:val="20"/>
+          <w:szCs w:val="20"/>
+        </w:rPr>
+        <w:t xml:space="preserve">• </w:t>
+      </w:r>
+      <w:r>
+        <w:rPr>
+          <w:rFonts w:ascii="Arial" w:cs="Arial" w:eastAsia="Arial" w:hAnsi="Arial"/>
+          <w:sz w:val="20"/>
+          <w:szCs w:val="20"/>
+        </w:rPr>
+        <w:t xml:space="preserve">Multiple Choice: 20 points</w:t>
+      </w:r>
+    </w:p>
+    <w:p>
+      <w:pPr>
+        <w:spacing w:after="60"/>
+        <w:ind w:left="360"/>
+      </w:pPr>
+      <w:r>
+        <w:rPr>
+          <w:rFonts w:ascii="Arial" w:cs="Arial" w:eastAsia="Arial" w:hAnsi="Arial"/>
+          <w:sz w:val="20"/>
+          <w:szCs w:val="20"/>
+        </w:rPr>
+        <w:t xml:space="preserve">• </w:t>
+      </w:r>
+      <w:r>
+        <w:rPr>
+          <w:rFonts w:ascii="Arial" w:cs="Arial" w:eastAsia="Arial" w:hAnsi="Arial"/>
+          <w:sz w:val="20"/>
+          <w:szCs w:val="20"/>
+        </w:rPr>
+        <w:t xml:space="preserve">Short Answer: 30 points</w:t>
+      </w:r>
+    </w:p>
+    <w:p>
+      <w:pPr>
+        <w:spacing w:after="60"/>
+        <w:ind w:left="360"/>
+      </w:pPr>
+      <w:r>
+        <w:rPr>
+          <w:rFonts w:ascii="Arial" w:cs="Arial" w:eastAsia="Arial" w:hAnsi="Arial"/>
+          <w:sz w:val="20"/>
+          <w:szCs w:val="20"/>
+        </w:rPr>
+        <w:t xml:space="preserve">• </w:t>
+      </w:r>
+      <w:r>
+        <w:rPr>
+          <w:rFonts w:ascii="Arial" w:cs="Arial" w:eastAsia="Arial" w:hAnsi="Arial"/>
+          <w:sz w:val="20"/>
+          <w:szCs w:val="20"/>
+        </w:rPr>
+        <w:t xml:space="preserve">Coding Challenges: 50 points</w:t>
+      </w:r>
+    </w:p>
+    <w:p>
+      <w:pPr>
+        <w:spacing w:after="60"/>
+      </w:pPr>
+      <w:r>
+        <w:rPr>
+          <w:rFonts w:ascii="Arial" w:cs="Arial" w:eastAsia="Arial" w:hAnsi="Arial"/>
+          <w:sz w:val="20"/>
+          <w:szCs w:val="20"/>
+        </w:rPr>
+        <w:t xml:space="preserve">1. What does "API" stand for?</w:t>
+      </w:r>
+    </w:p>
+    <w:p>
+      <w:pPr>
+        <w:spacing w:after="60"/>
+        <w:ind w:left="360"/>
+      </w:pPr>
+      <w:r>
+        <w:rPr>
+          <w:rFonts w:ascii="Arial" w:cs="Arial" w:eastAsia="Arial" w:hAnsi="Arial"/>
+          <w:sz w:val="20"/>
+          <w:szCs w:val="20"/>
+        </w:rPr>
+        <w:t xml:space="preserve">• </w:t>
+      </w:r>
+      <w:r>
+        <w:rPr>
+          <w:rFonts w:ascii="Arial" w:cs="Arial" w:eastAsia="Arial" w:hAnsi="Arial"/>
+          <w:sz w:val="20"/>
+          <w:szCs w:val="20"/>
+        </w:rPr>
+        <w:t xml:space="preserve">A) Application Processing Interface</w:t>
+      </w:r>
+    </w:p>
+    <w:p>
+      <w:pPr>
+        <w:spacing w:after="60"/>
+        <w:ind w:left="360"/>
+      </w:pPr>
+      <w:r>
+        <w:rPr>
+          <w:rFonts w:ascii="Arial" w:cs="Arial" w:eastAsia="Arial" w:hAnsi="Arial"/>
+          <w:sz w:val="20"/>
+          <w:szCs w:val="20"/>
+        </w:rPr>
+        <w:t xml:space="preserve">• </w:t>
+      </w:r>
+      <w:r>
+        <w:rPr>
+          <w:rFonts w:ascii="Arial" w:cs="Arial" w:eastAsia="Arial" w:hAnsi="Arial"/>
+          <w:sz w:val="20"/>
+          <w:szCs w:val="20"/>
+        </w:rPr>
+        <w:t xml:space="preserve">B) Application Programming Interface</w:t>
+      </w:r>
+    </w:p>
+    <w:p>
+      <w:pPr>
+        <w:spacing w:after="60"/>
+        <w:ind w:left="360"/>
+      </w:pPr>
+      <w:r>
+        <w:rPr>
+          <w:rFonts w:ascii="Arial" w:cs="Arial" w:eastAsia="Arial" w:hAnsi="Arial"/>
+          <w:sz w:val="20"/>
+          <w:szCs w:val="20"/>
+        </w:rPr>
+        <w:t xml:space="preserve">• </w:t>
+      </w:r>
+      <w:r>
+        <w:rPr>
+          <w:rFonts w:ascii="Arial" w:cs="Arial" w:eastAsia="Arial" w:hAnsi="Arial"/>
+          <w:sz w:val="20"/>
+          <w:szCs w:val="20"/>
+        </w:rPr>
+        <w:t xml:space="preserve">C) Advanced Python Interface</w:t>
+      </w:r>
+    </w:p>
+    <w:p>
+      <w:pPr>
+        <w:spacing w:after="60"/>
+        <w:ind w:left="360"/>
+      </w:pPr>
+      <w:r>
+        <w:rPr>
+          <w:rFonts w:ascii="Arial" w:cs="Arial" w:eastAsia="Arial" w:hAnsi="Arial"/>
+          <w:sz w:val="20"/>
+          <w:szCs w:val="20"/>
+        </w:rPr>
+        <w:t xml:space="preserve">• </w:t>
+      </w:r>
+      <w:r>
+        <w:rPr>
+          <w:rFonts w:ascii="Arial" w:cs="Arial" w:eastAsia="Arial" w:hAnsi="Arial"/>
+          <w:sz w:val="20"/>
+          <w:szCs w:val="20"/>
+        </w:rPr>
+        <w:t xml:space="preserve">D) Application Protocol Interface</w:t>
+      </w:r>
+    </w:p>
+    <w:p>
+      <w:pPr>
+        <w:spacing w:after="60"/>
+      </w:pPr>
+      <w:r>
+        <w:rPr>
+          <w:rFonts w:ascii="Arial" w:cs="Arial" w:eastAsia="Arial" w:hAnsi="Arial"/>
+          <w:sz w:val="20"/>
+          <w:szCs w:val="20"/>
+        </w:rPr>
+        <w:t xml:space="preserve">2. Which HTTP method is used to retrieve data from a server?</w:t>
+      </w:r>
+    </w:p>
+    <w:p>
+      <w:pPr>
+        <w:spacing w:after="60"/>
+        <w:ind w:left="360"/>
+      </w:pPr>
+      <w:r>
+        <w:rPr>
+          <w:rFonts w:ascii="Arial" w:cs="Arial" w:eastAsia="Arial" w:hAnsi="Arial"/>
+          <w:sz w:val="20"/>
+          <w:szCs w:val="20"/>
+        </w:rPr>
+        <w:t xml:space="preserve">• </w:t>
+      </w:r>
+      <w:r>
+        <w:rPr>
+          <w:rFonts w:ascii="Arial" w:cs="Arial" w:eastAsia="Arial" w:hAnsi="Arial"/>
+          <w:sz w:val="20"/>
+          <w:szCs w:val="20"/>
+        </w:rPr>
+        <w:t xml:space="preserve">A) POST</w:t>
+      </w:r>
+    </w:p>
+    <w:p>
+      <w:pPr>
+        <w:spacing w:after="60"/>
+        <w:ind w:left="360"/>
+      </w:pPr>
+      <w:r>
+        <w:rPr>
+          <w:rFonts w:ascii="Arial" w:cs="Arial" w:eastAsia="Arial" w:hAnsi="Arial"/>
+          <w:sz w:val="20"/>
+          <w:szCs w:val="20"/>
+        </w:rPr>
+        <w:t xml:space="preserve">• </w:t>
+      </w:r>
+      <w:r>
+        <w:rPr>
+          <w:rFonts w:ascii="Arial" w:cs="Arial" w:eastAsia="Arial" w:hAnsi="Arial"/>
+          <w:sz w:val="20"/>
+          <w:szCs w:val="20"/>
+        </w:rPr>
+        <w:t xml:space="preserve">B) GET</w:t>
+      </w:r>
+    </w:p>
+    <w:p>
+      <w:pPr>
+        <w:spacing w:after="60"/>
+        <w:ind w:left="360"/>
+      </w:pPr>
+      <w:r>
+        <w:rPr>
+          <w:rFonts w:ascii="Arial" w:cs="Arial" w:eastAsia="Arial" w:hAnsi="Arial"/>
+          <w:sz w:val="20"/>
+          <w:szCs w:val="20"/>
+        </w:rPr>
+        <w:t xml:space="preserve">• </w:t>
+      </w:r>
+      <w:r>
+        <w:rPr>
+          <w:rFonts w:ascii="Arial" w:cs="Arial" w:eastAsia="Arial" w:hAnsi="Arial"/>
+          <w:sz w:val="20"/>
+          <w:szCs w:val="20"/>
+        </w:rPr>
+        <w:t xml:space="preserve">C) PUT</w:t>
+      </w:r>
+    </w:p>
+    <w:p>
+      <w:pPr>
+        <w:spacing w:after="60"/>
+        <w:ind w:left="360"/>
+      </w:pPr>
+      <w:r>
+        <w:rPr>
+          <w:rFonts w:ascii="Arial" w:cs="Arial" w:eastAsia="Arial" w:hAnsi="Arial"/>
+          <w:sz w:val="20"/>
+          <w:szCs w:val="20"/>
+        </w:rPr>
+        <w:t xml:space="preserve">• </w:t>
+      </w:r>
+      <w:r>
+        <w:rPr>
+          <w:rFonts w:ascii="Arial" w:cs="Arial" w:eastAsia="Arial" w:hAnsi="Arial"/>
+          <w:sz w:val="20"/>
+          <w:szCs w:val="20"/>
+        </w:rPr>
+        <w:t xml:space="preserve">D) DELETE</w:t>
+      </w:r>
+    </w:p>
+    <w:p>
+      <w:pPr>
+        <w:spacing w:after="60"/>
+      </w:pPr>
+      <w:r>
+        <w:rPr>
+          <w:rFonts w:ascii="Arial" w:cs="Arial" w:eastAsia="Arial" w:hAnsi="Arial"/>
+          <w:sz w:val="20"/>
+          <w:szCs w:val="20"/>
+        </w:rPr>
+        <w:t xml:space="preserve">3. What does JSON stand for?</w:t>
+      </w:r>
+    </w:p>
+    <w:p>
+      <w:pPr>
+        <w:spacing w:after="60"/>
+        <w:ind w:left="360"/>
+      </w:pPr>
+      <w:r>
+        <w:rPr>
+          <w:rFonts w:ascii="Arial" w:cs="Arial" w:eastAsia="Arial" w:hAnsi="Arial"/>
+          <w:sz w:val="20"/>
+          <w:szCs w:val="20"/>
+        </w:rPr>
+        <w:t xml:space="preserve">• </w:t>
+      </w:r>
+      <w:r>
+        <w:rPr>
+          <w:rFonts w:ascii="Arial" w:cs="Arial" w:eastAsia="Arial" w:hAnsi="Arial"/>
+          <w:sz w:val="20"/>
+          <w:szCs w:val="20"/>
+        </w:rPr>
+        <w:t xml:space="preserve">A) Java Standard Object Notation</w:t>
+      </w:r>
+    </w:p>
+    <w:p>
+      <w:pPr>
+        <w:spacing w:after="60"/>
+        <w:ind w:left="360"/>
+      </w:pPr>
+      <w:r>
+        <w:rPr>
+          <w:rFonts w:ascii="Arial" w:cs="Arial" w:eastAsia="Arial" w:hAnsi="Arial"/>
+          <w:sz w:val="20"/>
+          <w:szCs w:val="20"/>
+        </w:rPr>
+        <w:t xml:space="preserve">• </w:t>
+      </w:r>
+      <w:r>
+        <w:rPr>
+          <w:rFonts w:ascii="Arial" w:cs="Arial" w:eastAsia="Arial" w:hAnsi="Arial"/>
+          <w:sz w:val="20"/>
+          <w:szCs w:val="20"/>
+        </w:rPr>
+        <w:t xml:space="preserve">B) JavaScript Object Notation</w:t>
+      </w:r>
+    </w:p>
+    <w:p>
+      <w:pPr>
+        <w:spacing w:after="60"/>
+        <w:ind w:left="360"/>
+      </w:pPr>
+      <w:r>
+        <w:rPr>
+          <w:rFonts w:ascii="Arial" w:cs="Arial" w:eastAsia="Arial" w:hAnsi="Arial"/>
+          <w:sz w:val="20"/>
+          <w:szCs w:val="20"/>
+        </w:rPr>
+        <w:t xml:space="preserve">• </w:t>
+      </w:r>
+      <w:r>
+        <w:rPr>
+          <w:rFonts w:ascii="Arial" w:cs="Arial" w:eastAsia="Arial" w:hAnsi="Arial"/>
+          <w:sz w:val="20"/>
+          <w:szCs w:val="20"/>
+        </w:rPr>
+        <w:t xml:space="preserve">C) Java Serialized Object Notation</w:t>
+      </w:r>
+    </w:p>
+    <w:p>
+      <w:pPr>
+        <w:spacing w:after="60"/>
+        <w:ind w:left="360"/>
+      </w:pPr>
+      <w:r>
+        <w:rPr>
+          <w:rFonts w:ascii="Arial" w:cs="Arial" w:eastAsia="Arial" w:hAnsi="Arial"/>
+          <w:sz w:val="20"/>
+          <w:szCs w:val="20"/>
+        </w:rPr>
+        <w:t xml:space="preserve">• </w:t>
+      </w:r>
+      <w:r>
+        <w:rPr>
+          <w:rFonts w:ascii="Arial" w:cs="Arial" w:eastAsia="Arial" w:hAnsi="Arial"/>
+          <w:sz w:val="20"/>
+          <w:szCs w:val="20"/>
+        </w:rPr>
+        <w:t xml:space="preserve">D) JavaScript Ordered Notation</w:t>
+      </w:r>
+    </w:p>
+    <w:p>
+      <w:pPr>
+        <w:spacing w:after="60"/>
+      </w:pPr>
+      <w:r>
+        <w:rPr>
+          <w:rFonts w:ascii="Arial" w:cs="Arial" w:eastAsia="Arial" w:hAnsi="Arial"/>
+          <w:sz w:val="20"/>
+          <w:szCs w:val="20"/>
+        </w:rPr>
+        <w:t xml:space="preserve">4. Which library is used to make HTTP requests in Python?</w:t>
+      </w:r>
+    </w:p>
+    <w:p>
+      <w:pPr>
+        <w:spacing w:after="60"/>
+        <w:ind w:left="360"/>
+      </w:pPr>
+      <w:r>
+        <w:rPr>
+          <w:rFonts w:ascii="Arial" w:cs="Arial" w:eastAsia="Arial" w:hAnsi="Arial"/>
+          <w:sz w:val="20"/>
+          <w:szCs w:val="20"/>
+        </w:rPr>
+        <w:t xml:space="preserve">• </w:t>
+      </w:r>
+      <w:r>
+        <w:rPr>
+          <w:rFonts w:ascii="Arial" w:cs="Arial" w:eastAsia="Arial" w:hAnsi="Arial"/>
+          <w:sz w:val="20"/>
+          <w:szCs w:val="20"/>
+        </w:rPr>
+        <w:t xml:space="preserve">A) http</w:t>
+      </w:r>
+    </w:p>
+    <w:p>
+      <w:pPr>
+        <w:spacing w:after="60"/>
+        <w:ind w:left="360"/>
+      </w:pPr>
+      <w:r>
+        <w:rPr>
+          <w:rFonts w:ascii="Arial" w:cs="Arial" w:eastAsia="Arial" w:hAnsi="Arial"/>
+          <w:sz w:val="20"/>
+          <w:szCs w:val="20"/>
+        </w:rPr>
+        <w:t xml:space="preserve">• </w:t>
+      </w:r>
+      <w:r>
+        <w:rPr>
+          <w:rFonts w:ascii="Arial" w:cs="Arial" w:eastAsia="Arial" w:hAnsi="Arial"/>
+          <w:sz w:val="20"/>
+          <w:szCs w:val="20"/>
+        </w:rPr>
+        <w:t xml:space="preserve">B) urllib</w:t>
+      </w:r>
+    </w:p>
+    <w:p>
+      <w:pPr>
+        <w:spacing w:after="60"/>
+        <w:ind w:left="360"/>
+      </w:pPr>
+      <w:r>
+        <w:rPr>
+          <w:rFonts w:ascii="Arial" w:cs="Arial" w:eastAsia="Arial" w:hAnsi="Arial"/>
+          <w:sz w:val="20"/>
+          <w:szCs w:val="20"/>
+        </w:rPr>
+        <w:t xml:space="preserve">• </w:t>
+      </w:r>
+      <w:r>
+        <w:rPr>
+          <w:rFonts w:ascii="Arial" w:cs="Arial" w:eastAsia="Arial" w:hAnsi="Arial"/>
+          <w:sz w:val="20"/>
+          <w:szCs w:val="20"/>
+        </w:rPr>
+        <w:t xml:space="preserve">C) requests</w:t>
+      </w:r>
+    </w:p>
+    <w:p>
+      <w:pPr>
+        <w:spacing w:after="60"/>
+        <w:ind w:left="360"/>
+      </w:pPr>
+      <w:r>
+        <w:rPr>
+          <w:rFonts w:ascii="Arial" w:cs="Arial" w:eastAsia="Arial" w:hAnsi="Arial"/>
+          <w:sz w:val="20"/>
+          <w:szCs w:val="20"/>
+        </w:rPr>
+        <w:t xml:space="preserve">• </w:t>
+      </w:r>
+      <w:r>
+        <w:rPr>
+          <w:rFonts w:ascii="Arial" w:cs="Arial" w:eastAsia="Arial" w:hAnsi="Arial"/>
+          <w:sz w:val="20"/>
+          <w:szCs w:val="20"/>
+        </w:rPr>
+        <w:t xml:space="preserve">D) network</w:t>
+      </w:r>
+    </w:p>
+    <w:p>
+      <w:pPr>
+        <w:spacing w:after="60"/>
+      </w:pPr>
+      <w:r>
+        <w:rPr>
+          <w:rFonts w:ascii="Arial" w:cs="Arial" w:eastAsia="Arial" w:hAnsi="Arial"/>
+          <w:sz w:val="20"/>
+          <w:szCs w:val="20"/>
+        </w:rPr>
+        <w:t xml:space="preserve">5. What does status code 404 indicate?</w:t>
+      </w:r>
+    </w:p>
+    <w:p>
+      <w:pPr>
+        <w:spacing w:after="60"/>
+        <w:ind w:left="360"/>
+      </w:pPr>
+      <w:r>
+        <w:rPr>
+          <w:rFonts w:ascii="Arial" w:cs="Arial" w:eastAsia="Arial" w:hAnsi="Arial"/>
+          <w:sz w:val="20"/>
+          <w:szCs w:val="20"/>
+        </w:rPr>
+        <w:t xml:space="preserve">• </w:t>
+      </w:r>
+      <w:r>
+        <w:rPr>
+          <w:rFonts w:ascii="Arial" w:cs="Arial" w:eastAsia="Arial" w:hAnsi="Arial"/>
+          <w:sz w:val="20"/>
+          <w:szCs w:val="20"/>
+        </w:rPr>
+        <w:t xml:space="preserve">A) Server error</w:t>
+      </w:r>
+    </w:p>
+    <w:p>
+      <w:pPr>
+        <w:spacing w:after="60"/>
+        <w:ind w:left="360"/>
+      </w:pPr>
+      <w:r>
+        <w:rPr>
+          <w:rFonts w:ascii="Arial" w:cs="Arial" w:eastAsia="Arial" w:hAnsi="Arial"/>
+          <w:sz w:val="20"/>
+          <w:szCs w:val="20"/>
+        </w:rPr>
+        <w:t xml:space="preserve">• </w:t>
+      </w:r>
+      <w:r>
+        <w:rPr>
+          <w:rFonts w:ascii="Arial" w:cs="Arial" w:eastAsia="Arial" w:hAnsi="Arial"/>
+          <w:sz w:val="20"/>
+          <w:szCs w:val="20"/>
+        </w:rPr>
+        <w:t xml:space="preserve">B) Request successful</w:t>
+      </w:r>
+    </w:p>
+    <w:p>
+      <w:pPr>
+        <w:spacing w:after="60"/>
+        <w:ind w:left="360"/>
+      </w:pPr>
+      <w:r>
+        <w:rPr>
+          <w:rFonts w:ascii="Arial" w:cs="Arial" w:eastAsia="Arial" w:hAnsi="Arial"/>
+          <w:sz w:val="20"/>
+          <w:szCs w:val="20"/>
+        </w:rPr>
+        <w:t xml:space="preserve">• </w:t>
+      </w:r>
+      <w:r>
+        <w:rPr>
+          <w:rFonts w:ascii="Arial" w:cs="Arial" w:eastAsia="Arial" w:hAnsi="Arial"/>
+          <w:sz w:val="20"/>
+          <w:szCs w:val="20"/>
+        </w:rPr>
+        <w:t xml:space="preserve">C) Resource not found</w:t>
+      </w:r>
+    </w:p>
+    <w:p>
+      <w:pPr>
+        <w:spacing w:after="60"/>
+        <w:ind w:left="360"/>
+      </w:pPr>
+      <w:r>
+        <w:rPr>
+          <w:rFonts w:ascii="Arial" w:cs="Arial" w:eastAsia="Arial" w:hAnsi="Arial"/>
+          <w:sz w:val="20"/>
+          <w:szCs w:val="20"/>
+        </w:rPr>
+        <w:t xml:space="preserve">• </w:t>
+      </w:r>
+      <w:r>
+        <w:rPr>
+          <w:rFonts w:ascii="Arial" w:cs="Arial" w:eastAsia="Arial" w:hAnsi="Arial"/>
+          <w:sz w:val="20"/>
+          <w:szCs w:val="20"/>
+        </w:rPr>
+        <w:t xml:space="preserve">D) Unauthorized access</w:t>
+      </w:r>
+    </w:p>
+    <w:p>
+      <w:pPr>
+        <w:spacing w:after="60"/>
+      </w:pPr>
+      <w:r>
+        <w:rPr>
+          <w:rFonts w:ascii="Arial" w:cs="Arial" w:eastAsia="Arial" w:hAnsi="Arial"/>
+          <w:sz w:val="20"/>
+          <w:szCs w:val="20"/>
+        </w:rPr>
+        <w:t xml:space="preserve">6. How do you convert a JSON string to a Python dictionary?</w:t>
+      </w:r>
+    </w:p>
+    <w:p>
+      <w:pPr>
+        <w:spacing w:after="60"/>
+        <w:ind w:left="360"/>
+      </w:pPr>
+      <w:r>
+        <w:rPr>
+          <w:rFonts w:ascii="Arial" w:cs="Arial" w:eastAsia="Arial" w:hAnsi="Arial"/>
+          <w:sz w:val="20"/>
+          <w:szCs w:val="20"/>
+        </w:rPr>
+        <w:t xml:space="preserve">• </w:t>
+      </w:r>
+      <w:r>
+        <w:rPr>
+          <w:rFonts w:ascii="Arial" w:cs="Arial" w:eastAsia="Arial" w:hAnsi="Arial"/>
+          <w:sz w:val="20"/>
+          <w:szCs w:val="20"/>
+        </w:rPr>
+        <w:t xml:space="preserve">A) json.dumps()</w:t>
+      </w:r>
+    </w:p>
+    <w:p>
+      <w:pPr>
+        <w:spacing w:after="60"/>
+        <w:ind w:left="360"/>
+      </w:pPr>
+      <w:r>
+        <w:rPr>
+          <w:rFonts w:ascii="Arial" w:cs="Arial" w:eastAsia="Arial" w:hAnsi="Arial"/>
+          <w:sz w:val="20"/>
+          <w:szCs w:val="20"/>
+        </w:rPr>
+        <w:t xml:space="preserve">• </w:t>
+      </w:r>
+      <w:r>
+        <w:rPr>
+          <w:rFonts w:ascii="Arial" w:cs="Arial" w:eastAsia="Arial" w:hAnsi="Arial"/>
+          <w:sz w:val="20"/>
+          <w:szCs w:val="20"/>
+        </w:rPr>
+        <w:t xml:space="preserve">B) json.loads()</w:t>
+      </w:r>
+    </w:p>
+    <w:p>
+      <w:pPr>
+        <w:spacing w:after="60"/>
+        <w:ind w:left="360"/>
+      </w:pPr>
+      <w:r>
+        <w:rPr>
+          <w:rFonts w:ascii="Arial" w:cs="Arial" w:eastAsia="Arial" w:hAnsi="Arial"/>
+          <w:sz w:val="20"/>
+          <w:szCs w:val="20"/>
+        </w:rPr>
+        <w:t xml:space="preserve">• </w:t>
+      </w:r>
+      <w:r>
+        <w:rPr>
+          <w:rFonts w:ascii="Arial" w:cs="Arial" w:eastAsia="Arial" w:hAnsi="Arial"/>
+          <w:sz w:val="20"/>
+          <w:szCs w:val="20"/>
+        </w:rPr>
+        <w:t xml:space="preserve">C) dict(json)</w:t>
+      </w:r>
+    </w:p>
+    <w:p>
+      <w:pPr>
+        <w:spacing w:after="60"/>
+        <w:ind w:left="360"/>
+      </w:pPr>
+      <w:r>
+        <w:rPr>
+          <w:rFonts w:ascii="Arial" w:cs="Arial" w:eastAsia="Arial" w:hAnsi="Arial"/>
+          <w:sz w:val="20"/>
+          <w:szCs w:val="20"/>
+        </w:rPr>
+        <w:t xml:space="preserve">• </w:t>
+      </w:r>
+      <w:r>
+        <w:rPr>
+          <w:rFonts w:ascii="Arial" w:cs="Arial" w:eastAsia="Arial" w:hAnsi="Arial"/>
+          <w:sz w:val="20"/>
+          <w:szCs w:val="20"/>
+        </w:rPr>
+        <w:t xml:space="preserve">D) json.parse()</w:t>
+      </w:r>
+    </w:p>
+    <w:p>
+      <w:pPr>
+        <w:spacing w:after="60"/>
+      </w:pPr>
+      <w:r>
+        <w:rPr>
+          <w:rFonts w:ascii="Arial" w:cs="Arial" w:eastAsia="Arial" w:hAnsi="Arial"/>
+          <w:sz w:val="20"/>
+          <w:szCs w:val="20"/>
+        </w:rPr>
+        <w:t xml:space="preserve">7. Which random module function picks one item from a list?</w:t>
+      </w:r>
+    </w:p>
+    <w:p>
+      <w:pPr>
+        <w:spacing w:after="60"/>
+        <w:ind w:left="360"/>
+      </w:pPr>
+      <w:r>
+        <w:rPr>
+          <w:rFonts w:ascii="Arial" w:cs="Arial" w:eastAsia="Arial" w:hAnsi="Arial"/>
+          <w:sz w:val="20"/>
+          <w:szCs w:val="20"/>
+        </w:rPr>
+        <w:t xml:space="preserve">• </w:t>
+      </w:r>
+      <w:r>
+        <w:rPr>
+          <w:rFonts w:ascii="Arial" w:cs="Arial" w:eastAsia="Arial" w:hAnsi="Arial"/>
+          <w:sz w:val="20"/>
+          <w:szCs w:val="20"/>
+        </w:rPr>
+        <w:t xml:space="preserve">A) random.pick()</w:t>
+      </w:r>
+    </w:p>
+    <w:p>
+      <w:pPr>
+        <w:spacing w:after="60"/>
+        <w:ind w:left="360"/>
+      </w:pPr>
+      <w:r>
+        <w:rPr>
+          <w:rFonts w:ascii="Arial" w:cs="Arial" w:eastAsia="Arial" w:hAnsi="Arial"/>
+          <w:sz w:val="20"/>
+          <w:szCs w:val="20"/>
+        </w:rPr>
+        <w:t xml:space="preserve">• </w:t>
+      </w:r>
+      <w:r>
+        <w:rPr>
+          <w:rFonts w:ascii="Arial" w:cs="Arial" w:eastAsia="Arial" w:hAnsi="Arial"/>
+          <w:sz w:val="20"/>
+          <w:szCs w:val="20"/>
+        </w:rPr>
+        <w:t xml:space="preserve">B) random.choice()</w:t>
+      </w:r>
+    </w:p>
+    <w:p>
+      <w:pPr>
+        <w:spacing w:after="60"/>
+        <w:ind w:left="360"/>
+      </w:pPr>
+      <w:r>
+        <w:rPr>
+          <w:rFonts w:ascii="Arial" w:cs="Arial" w:eastAsia="Arial" w:hAnsi="Arial"/>
+          <w:sz w:val="20"/>
+          <w:szCs w:val="20"/>
+        </w:rPr>
+        <w:t xml:space="preserve">• </w:t>
+      </w:r>
+      <w:r>
+        <w:rPr>
+          <w:rFonts w:ascii="Arial" w:cs="Arial" w:eastAsia="Arial" w:hAnsi="Arial"/>
+          <w:sz w:val="20"/>
+          <w:szCs w:val="20"/>
+        </w:rPr>
+        <w:t xml:space="preserve">C) random.select()</w:t>
+      </w:r>
+    </w:p>
+    <w:p>
+      <w:pPr>
+        <w:spacing w:after="60"/>
+        <w:ind w:left="360"/>
+      </w:pPr>
+      <w:r>
+        <w:rPr>
+          <w:rFonts w:ascii="Arial" w:cs="Arial" w:eastAsia="Arial" w:hAnsi="Arial"/>
+          <w:sz w:val="20"/>
+          <w:szCs w:val="20"/>
+        </w:rPr>
+        <w:t xml:space="preserve">• </w:t>
+      </w:r>
+      <w:r>
+        <w:rPr>
+          <w:rFonts w:ascii="Arial" w:cs="Arial" w:eastAsia="Arial" w:hAnsi="Arial"/>
+          <w:sz w:val="20"/>
+          <w:szCs w:val="20"/>
+        </w:rPr>
+        <w:t xml:space="preserve">D) random.sample()</w:t>
+      </w:r>
+    </w:p>
+    <w:p>
+      <w:pPr>
+        <w:spacing w:after="60"/>
+      </w:pPr>
+      <w:r>
+        <w:rPr>
+          <w:rFonts w:ascii="Arial" w:cs="Arial" w:eastAsia="Arial" w:hAnsi="Arial"/>
+          <w:sz w:val="20"/>
+          <w:szCs w:val="20"/>
+        </w:rPr>
+        <w:t xml:space="preserve">8. What does math.sqrt(16) return?</w:t>
+      </w:r>
+    </w:p>
+    <w:p>
+      <w:pPr>
+        <w:spacing w:after="60"/>
+        <w:ind w:left="360"/>
+      </w:pPr>
+      <w:r>
+        <w:rPr>
+          <w:rFonts w:ascii="Arial" w:cs="Arial" w:eastAsia="Arial" w:hAnsi="Arial"/>
+          <w:sz w:val="20"/>
+          <w:szCs w:val="20"/>
+        </w:rPr>
+        <w:t xml:space="preserve">• </w:t>
+      </w:r>
+      <w:r>
+        <w:rPr>
+          <w:rFonts w:ascii="Arial" w:cs="Arial" w:eastAsia="Arial" w:hAnsi="Arial"/>
+          <w:sz w:val="20"/>
+          <w:szCs w:val="20"/>
+        </w:rPr>
+        <w:t xml:space="preserve">A) 2</w:t>
+      </w:r>
+    </w:p>
+    <w:p>
+      <w:pPr>
+        <w:spacing w:after="60"/>
+        <w:ind w:left="360"/>
+      </w:pPr>
+      <w:r>
+        <w:rPr>
+          <w:rFonts w:ascii="Arial" w:cs="Arial" w:eastAsia="Arial" w:hAnsi="Arial"/>
+          <w:sz w:val="20"/>
+          <w:szCs w:val="20"/>
+        </w:rPr>
+        <w:t xml:space="preserve">• </w:t>
+      </w:r>
+      <w:r>
+        <w:rPr>
+          <w:rFonts w:ascii="Arial" w:cs="Arial" w:eastAsia="Arial" w:hAnsi="Arial"/>
+          <w:sz w:val="20"/>
+          <w:szCs w:val="20"/>
+        </w:rPr>
+        <w:t xml:space="preserve">B) 4</w:t>
+      </w:r>
+    </w:p>
+    <w:p>
+      <w:pPr>
+        <w:spacing w:after="60"/>
+        <w:ind w:left="360"/>
+      </w:pPr>
+      <w:r>
+        <w:rPr>
+          <w:rFonts w:ascii="Arial" w:cs="Arial" w:eastAsia="Arial" w:hAnsi="Arial"/>
+          <w:sz w:val="20"/>
+          <w:szCs w:val="20"/>
+        </w:rPr>
+        <w:t xml:space="preserve">• </w:t>
+      </w:r>
+      <w:r>
+        <w:rPr>
+          <w:rFonts w:ascii="Arial" w:cs="Arial" w:eastAsia="Arial" w:hAnsi="Arial"/>
+          <w:sz w:val="20"/>
+          <w:szCs w:val="20"/>
+        </w:rPr>
+        <w:t xml:space="preserve">C) 8</w:t>
+      </w:r>
+    </w:p>
+    <w:p>
+      <w:pPr>
+        <w:spacing w:after="60"/>
+        <w:ind w:left="360"/>
+      </w:pPr>
+      <w:r>
+        <w:rPr>
+          <w:rFonts w:ascii="Arial" w:cs="Arial" w:eastAsia="Arial" w:hAnsi="Arial"/>
+          <w:sz w:val="20"/>
+          <w:szCs w:val="20"/>
+        </w:rPr>
+        <w:t xml:space="preserve">• </w:t>
+      </w:r>
+      <w:r>
+        <w:rPr>
+          <w:rFonts w:ascii="Arial" w:cs="Arial" w:eastAsia="Arial" w:hAnsi="Arial"/>
+          <w:sz w:val="20"/>
+          <w:szCs w:val="20"/>
+        </w:rPr>
+        <w:t xml:space="preserve">D) 16</w:t>
+      </w:r>
+    </w:p>
+    <w:p>
+      <w:pPr>
+        <w:spacing w:after="60"/>
+      </w:pPr>
+      <w:r>
+        <w:rPr>
+          <w:rFonts w:ascii="Arial" w:cs="Arial" w:eastAsia="Arial" w:hAnsi="Arial"/>
+          <w:sz w:val="20"/>
+          <w:szCs w:val="20"/>
+        </w:rPr>
+        <w:t xml:space="preserve">9. How do you get today's date in Python?</w:t>
+      </w:r>
+    </w:p>
+    <w:p>
+      <w:pPr>
+        <w:spacing w:after="60"/>
+        <w:ind w:left="360"/>
+      </w:pPr>
+      <w:r>
+        <w:rPr>
+          <w:rFonts w:ascii="Arial" w:cs="Arial" w:eastAsia="Arial" w:hAnsi="Arial"/>
+          <w:sz w:val="20"/>
+          <w:szCs w:val="20"/>
+        </w:rPr>
+        <w:t xml:space="preserve">• </w:t>
+      </w:r>
+      <w:r>
+        <w:rPr>
+          <w:rFonts w:ascii="Arial" w:cs="Arial" w:eastAsia="Arial" w:hAnsi="Arial"/>
+          <w:sz w:val="20"/>
+          <w:szCs w:val="20"/>
+        </w:rPr>
+        <w:t xml:space="preserve">A) datetime.now()</w:t>
+      </w:r>
+    </w:p>
+    <w:p>
+      <w:pPr>
+        <w:spacing w:after="60"/>
+        <w:ind w:left="360"/>
+      </w:pPr>
+      <w:r>
+        <w:rPr>
+          <w:rFonts w:ascii="Arial" w:cs="Arial" w:eastAsia="Arial" w:hAnsi="Arial"/>
+          <w:sz w:val="20"/>
+          <w:szCs w:val="20"/>
+        </w:rPr>
+        <w:t xml:space="preserve">• </w:t>
+      </w:r>
+      <w:r>
+        <w:rPr>
+          <w:rFonts w:ascii="Arial" w:cs="Arial" w:eastAsia="Arial" w:hAnsi="Arial"/>
+          <w:sz w:val="20"/>
+          <w:szCs w:val="20"/>
+        </w:rPr>
+        <w:t xml:space="preserve">B) date.now()</w:t>
+      </w:r>
+    </w:p>
+    <w:p>
+      <w:pPr>
+        <w:spacing w:after="60"/>
+        <w:ind w:left="360"/>
+      </w:pPr>
+      <w:r>
+        <w:rPr>
+          <w:rFonts w:ascii="Arial" w:cs="Arial" w:eastAsia="Arial" w:hAnsi="Arial"/>
+          <w:sz w:val="20"/>
+          <w:szCs w:val="20"/>
+        </w:rPr>
+        <w:t xml:space="preserve">• </w:t>
+      </w:r>
+      <w:r>
+        <w:rPr>
+          <w:rFonts w:ascii="Arial" w:cs="Arial" w:eastAsia="Arial" w:hAnsi="Arial"/>
+          <w:sz w:val="20"/>
+          <w:szCs w:val="20"/>
+        </w:rPr>
+        <w:t xml:space="preserve">C) date.today()</w:t>
+      </w:r>
+    </w:p>
+    <w:p>
+      <w:pPr>
+        <w:spacing w:after="60"/>
+        <w:ind w:left="360"/>
+      </w:pPr>
+      <w:r>
+        <w:rPr>
+          <w:rFonts w:ascii="Arial" w:cs="Arial" w:eastAsia="Arial" w:hAnsi="Arial"/>
+          <w:sz w:val="20"/>
+          <w:szCs w:val="20"/>
+        </w:rPr>
+        <w:t xml:space="preserve">• </w:t>
+      </w:r>
+      <w:r>
+        <w:rPr>
+          <w:rFonts w:ascii="Arial" w:cs="Arial" w:eastAsia="Arial" w:hAnsi="Arial"/>
+          <w:sz w:val="20"/>
+          <w:szCs w:val="20"/>
+        </w:rPr>
+        <w:t xml:space="preserve">D) datetime.today()</w:t>
+      </w:r>
+    </w:p>
+    <w:p>
+      <w:pPr>
+        <w:spacing w:after="60"/>
+      </w:pPr>
+      <w:r>
+        <w:rPr>
+          <w:rFonts w:ascii="Arial" w:cs="Arial" w:eastAsia="Arial" w:hAnsi="Arial"/>
+          <w:sz w:val="20"/>
+          <w:szCs w:val="20"/>
+        </w:rPr>
+        <w:t xml:space="preserve">10. Which collections module class counts occurrences of items?</w:t>
+      </w:r>
+    </w:p>
+    <w:p>
+      <w:pPr>
+        <w:spacing w:after="60"/>
+        <w:ind w:left="360"/>
+      </w:pPr>
+      <w:r>
+        <w:rPr>
+          <w:rFonts w:ascii="Arial" w:cs="Arial" w:eastAsia="Arial" w:hAnsi="Arial"/>
+          <w:sz w:val="20"/>
+          <w:szCs w:val="20"/>
+        </w:rPr>
+        <w:t xml:space="preserve">• </w:t>
+      </w:r>
+      <w:r>
+        <w:rPr>
+          <w:rFonts w:ascii="Arial" w:cs="Arial" w:eastAsia="Arial" w:hAnsi="Arial"/>
+          <w:sz w:val="20"/>
+          <w:szCs w:val="20"/>
+        </w:rPr>
+        <w:t xml:space="preserve">A) Counter</w:t>
+      </w:r>
+    </w:p>
+    <w:p>
+      <w:pPr>
+        <w:spacing w:after="60"/>
+        <w:ind w:left="360"/>
+      </w:pPr>
+      <w:r>
+        <w:rPr>
+          <w:rFonts w:ascii="Arial" w:cs="Arial" w:eastAsia="Arial" w:hAnsi="Arial"/>
+          <w:sz w:val="20"/>
+          <w:szCs w:val="20"/>
+        </w:rPr>
+        <w:t xml:space="preserve">• </w:t>
+      </w:r>
+      <w:r>
+        <w:rPr>
+          <w:rFonts w:ascii="Arial" w:cs="Arial" w:eastAsia="Arial" w:hAnsi="Arial"/>
+          <w:sz w:val="20"/>
+          <w:szCs w:val="20"/>
+        </w:rPr>
+        <w:t xml:space="preserve">B) DefaultDict</w:t>
+      </w:r>
+    </w:p>
+    <w:p>
+      <w:pPr>
+        <w:spacing w:after="60"/>
+        <w:ind w:left="360"/>
+      </w:pPr>
+      <w:r>
+        <w:rPr>
+          <w:rFonts w:ascii="Arial" w:cs="Arial" w:eastAsia="Arial" w:hAnsi="Arial"/>
+          <w:sz w:val="20"/>
+          <w:szCs w:val="20"/>
+        </w:rPr>
+        <w:t xml:space="preserve">• </w:t>
+      </w:r>
+      <w:r>
+        <w:rPr>
+          <w:rFonts w:ascii="Arial" w:cs="Arial" w:eastAsia="Arial" w:hAnsi="Arial"/>
+          <w:sz w:val="20"/>
+          <w:szCs w:val="20"/>
+        </w:rPr>
+        <w:t xml:space="preserve">C) Deque</w:t>
+      </w:r>
+    </w:p>
+    <w:p>
+      <w:pPr>
+        <w:spacing w:after="60"/>
+        <w:ind w:left="360"/>
+      </w:pPr>
+      <w:r>
+        <w:rPr>
+          <w:rFonts w:ascii="Arial" w:cs="Arial" w:eastAsia="Arial" w:hAnsi="Arial"/>
+          <w:sz w:val="20"/>
+          <w:szCs w:val="20"/>
+        </w:rPr>
+        <w:t xml:space="preserve">• </w:t>
+      </w:r>
+      <w:r>
+        <w:rPr>
+          <w:rFonts w:ascii="Arial" w:cs="Arial" w:eastAsia="Arial" w:hAnsi="Arial"/>
+          <w:sz w:val="20"/>
+          <w:szCs w:val="20"/>
+        </w:rPr>
+        <w:t xml:space="preserve">D) OrderedDict</w:t>
+      </w:r>
+    </w:p>
+    <w:p>
+      <w:pPr>
+        <w:spacing w:after="60"/>
+      </w:pPr>
+      <w:r>
+        <w:rPr>
+          <w:rFonts w:ascii="Arial" w:cs="Arial" w:eastAsia="Arial" w:hAnsi="Arial"/>
+          <w:sz w:val="20"/>
+          <w:szCs w:val="20"/>
+        </w:rPr>
+        <w:t xml:space="preserve">11. NumPy arrays are better than lists for numerical computing because:</w:t>
+      </w:r>
+    </w:p>
+    <w:p>
+      <w:pPr>
+        <w:spacing w:after="60"/>
+        <w:ind w:left="360"/>
+      </w:pPr>
+      <w:r>
+        <w:rPr>
+          <w:rFonts w:ascii="Arial" w:cs="Arial" w:eastAsia="Arial" w:hAnsi="Arial"/>
+          <w:sz w:val="20"/>
+          <w:szCs w:val="20"/>
+        </w:rPr>
+        <w:t xml:space="preserve">• </w:t>
+      </w:r>
+      <w:r>
+        <w:rPr>
+          <w:rFonts w:ascii="Arial" w:cs="Arial" w:eastAsia="Arial" w:hAnsi="Arial"/>
+          <w:sz w:val="20"/>
+          <w:szCs w:val="20"/>
+        </w:rPr>
+        <w:t xml:space="preserve">A) They store more data</w:t>
+      </w:r>
+    </w:p>
+    <w:p>
+      <w:pPr>
+        <w:spacing w:after="60"/>
+        <w:ind w:left="360"/>
+      </w:pPr>
+      <w:r>
+        <w:rPr>
+          <w:rFonts w:ascii="Arial" w:cs="Arial" w:eastAsia="Arial" w:hAnsi="Arial"/>
+          <w:sz w:val="20"/>
+          <w:szCs w:val="20"/>
+        </w:rPr>
+        <w:t xml:space="preserve">• </w:t>
+      </w:r>
+      <w:r>
+        <w:rPr>
+          <w:rFonts w:ascii="Arial" w:cs="Arial" w:eastAsia="Arial" w:hAnsi="Arial"/>
+          <w:sz w:val="20"/>
+          <w:szCs w:val="20"/>
+        </w:rPr>
+        <w:t xml:space="preserve">B) They're faster and use less memory</w:t>
+      </w:r>
+    </w:p>
+    <w:p>
+      <w:pPr>
+        <w:spacing w:after="60"/>
+        <w:ind w:left="360"/>
+      </w:pPr>
+      <w:r>
+        <w:rPr>
+          <w:rFonts w:ascii="Arial" w:cs="Arial" w:eastAsia="Arial" w:hAnsi="Arial"/>
+          <w:sz w:val="20"/>
+          <w:szCs w:val="20"/>
+        </w:rPr>
+        <w:t xml:space="preserve">• </w:t>
+      </w:r>
+      <w:r>
+        <w:rPr>
+          <w:rFonts w:ascii="Arial" w:cs="Arial" w:eastAsia="Arial" w:hAnsi="Arial"/>
+          <w:sz w:val="20"/>
+          <w:szCs w:val="20"/>
+        </w:rPr>
+        <w:t xml:space="preserve">C) They can have mixed types</w:t>
+      </w:r>
+    </w:p>
+    <w:p>
+      <w:pPr>
+        <w:spacing w:after="60"/>
+        <w:ind w:left="360"/>
+      </w:pPr>
+      <w:r>
+        <w:rPr>
+          <w:rFonts w:ascii="Arial" w:cs="Arial" w:eastAsia="Arial" w:hAnsi="Arial"/>
+          <w:sz w:val="20"/>
+          <w:szCs w:val="20"/>
+        </w:rPr>
+        <w:t xml:space="preserve">• </w:t>
+      </w:r>
+      <w:r>
+        <w:rPr>
+          <w:rFonts w:ascii="Arial" w:cs="Arial" w:eastAsia="Arial" w:hAnsi="Arial"/>
+          <w:sz w:val="20"/>
+          <w:szCs w:val="20"/>
+        </w:rPr>
+        <w:t xml:space="preserve">D) They're easier to understand</w:t>
+      </w:r>
+    </w:p>
+    <w:p>
+      <w:pPr>
+        <w:spacing w:after="60"/>
+      </w:pPr>
+      <w:r>
+        <w:rPr>
+          <w:rFonts w:ascii="Arial" w:cs="Arial" w:eastAsia="Arial" w:hAnsi="Arial"/>
+          <w:sz w:val="20"/>
+          <w:szCs w:val="20"/>
+        </w:rPr>
+        <w:t xml:space="preserve">12. What is the correct way to create a NumPy array from a list?</w:t>
+      </w:r>
+    </w:p>
+    <w:p>
+      <w:pPr>
+        <w:spacing w:after="60"/>
+        <w:ind w:left="360"/>
+      </w:pPr>
+      <w:r>
+        <w:rPr>
+          <w:rFonts w:ascii="Arial" w:cs="Arial" w:eastAsia="Arial" w:hAnsi="Arial"/>
+          <w:sz w:val="20"/>
+          <w:szCs w:val="20"/>
+        </w:rPr>
+        <w:t xml:space="preserve">• </w:t>
+      </w:r>
+      <w:r>
+        <w:rPr>
+          <w:rFonts w:ascii="Arial" w:cs="Arial" w:eastAsia="Arial" w:hAnsi="Arial"/>
+          <w:sz w:val="20"/>
+          <w:szCs w:val="20"/>
+        </w:rPr>
+        <w:t xml:space="preserve">A) numpy.create([1,2,3])</w:t>
+      </w:r>
+    </w:p>
+    <w:p>
+      <w:pPr>
+        <w:spacing w:after="60"/>
+        <w:ind w:left="360"/>
+      </w:pPr>
+      <w:r>
+        <w:rPr>
+          <w:rFonts w:ascii="Arial" w:cs="Arial" w:eastAsia="Arial" w:hAnsi="Arial"/>
+          <w:sz w:val="20"/>
+          <w:szCs w:val="20"/>
+        </w:rPr>
+        <w:t xml:space="preserve">• </w:t>
+      </w:r>
+      <w:r>
+        <w:rPr>
+          <w:rFonts w:ascii="Arial" w:cs="Arial" w:eastAsia="Arial" w:hAnsi="Arial"/>
+          <w:sz w:val="20"/>
+          <w:szCs w:val="20"/>
+        </w:rPr>
+        <w:t xml:space="preserve">B) numpy.array([1,2,3])</w:t>
+      </w:r>
+    </w:p>
+    <w:p>
+      <w:pPr>
+        <w:spacing w:after="60"/>
+        <w:ind w:left="360"/>
+      </w:pPr>
+      <w:r>
+        <w:rPr>
+          <w:rFonts w:ascii="Arial" w:cs="Arial" w:eastAsia="Arial" w:hAnsi="Arial"/>
+          <w:sz w:val="20"/>
+          <w:szCs w:val="20"/>
+        </w:rPr>
+        <w:t xml:space="preserve">• </w:t>
+      </w:r>
+      <w:r>
+        <w:rPr>
+          <w:rFonts w:ascii="Arial" w:cs="Arial" w:eastAsia="Arial" w:hAnsi="Arial"/>
+          <w:sz w:val="20"/>
+          <w:szCs w:val="20"/>
+        </w:rPr>
+        <w:t xml:space="preserve">C) numpy.list([1,2,3])</w:t>
+      </w:r>
+    </w:p>
+    <w:p>
+      <w:pPr>
+        <w:spacing w:after="60"/>
+        <w:ind w:left="360"/>
+      </w:pPr>
+      <w:r>
+        <w:rPr>
+          <w:rFonts w:ascii="Arial" w:cs="Arial" w:eastAsia="Arial" w:hAnsi="Arial"/>
+          <w:sz w:val="20"/>
+          <w:szCs w:val="20"/>
+        </w:rPr>
+        <w:t xml:space="preserve">• </w:t>
+      </w:r>
+      <w:r>
+        <w:rPr>
+          <w:rFonts w:ascii="Arial" w:cs="Arial" w:eastAsia="Arial" w:hAnsi="Arial"/>
+          <w:sz w:val="20"/>
+          <w:szCs w:val="20"/>
+        </w:rPr>
+        <w:t xml:space="preserve">D) array([1,2,3])</w:t>
+      </w:r>
+    </w:p>
+    <w:p>
+      <w:pPr>
+        <w:spacing w:after="60"/>
+      </w:pPr>
+      <w:r>
+        <w:rPr>
+          <w:rFonts w:ascii="Arial" w:cs="Arial" w:eastAsia="Arial" w:hAnsi="Arial"/>
+          <w:sz w:val="20"/>
+          <w:szCs w:val="20"/>
+        </w:rPr>
+        <w:t xml:space="preserve">13. Which matplotlib function creates a line chart?</w:t>
+      </w:r>
+    </w:p>
+    <w:p>
+      <w:pPr>
+        <w:spacing w:after="60"/>
+        <w:ind w:left="360"/>
+      </w:pPr>
+      <w:r>
+        <w:rPr>
+          <w:rFonts w:ascii="Arial" w:cs="Arial" w:eastAsia="Arial" w:hAnsi="Arial"/>
+          <w:sz w:val="20"/>
+          <w:szCs w:val="20"/>
+        </w:rPr>
+        <w:t xml:space="preserve">• </w:t>
+      </w:r>
+      <w:r>
+        <w:rPr>
+          <w:rFonts w:ascii="Arial" w:cs="Arial" w:eastAsia="Arial" w:hAnsi="Arial"/>
+          <w:sz w:val="20"/>
+          <w:szCs w:val="20"/>
+        </w:rPr>
+        <w:t xml:space="preserve">A) plt.line()</w:t>
+      </w:r>
+    </w:p>
+    <w:p>
+      <w:pPr>
+        <w:spacing w:after="60"/>
+        <w:ind w:left="360"/>
+      </w:pPr>
+      <w:r>
+        <w:rPr>
+          <w:rFonts w:ascii="Arial" w:cs="Arial" w:eastAsia="Arial" w:hAnsi="Arial"/>
+          <w:sz w:val="20"/>
+          <w:szCs w:val="20"/>
+        </w:rPr>
+        <w:t xml:space="preserve">• </w:t>
+      </w:r>
+      <w:r>
+        <w:rPr>
+          <w:rFonts w:ascii="Arial" w:cs="Arial" w:eastAsia="Arial" w:hAnsi="Arial"/>
+          <w:sz w:val="20"/>
+          <w:szCs w:val="20"/>
+        </w:rPr>
+        <w:t xml:space="preserve">B) plt.chart()</w:t>
+      </w:r>
+    </w:p>
+    <w:p>
+      <w:pPr>
+        <w:spacing w:after="60"/>
+        <w:ind w:left="360"/>
+      </w:pPr>
+      <w:r>
+        <w:rPr>
+          <w:rFonts w:ascii="Arial" w:cs="Arial" w:eastAsia="Arial" w:hAnsi="Arial"/>
+          <w:sz w:val="20"/>
+          <w:szCs w:val="20"/>
+        </w:rPr>
+        <w:t xml:space="preserve">• </w:t>
+      </w:r>
+      <w:r>
+        <w:rPr>
+          <w:rFonts w:ascii="Arial" w:cs="Arial" w:eastAsia="Arial" w:hAnsi="Arial"/>
+          <w:sz w:val="20"/>
+          <w:szCs w:val="20"/>
+        </w:rPr>
+        <w:t xml:space="preserve">C) plt.plot()</w:t>
+      </w:r>
+    </w:p>
+    <w:p>
+      <w:pPr>
+        <w:spacing w:after="60"/>
+        <w:ind w:left="360"/>
+      </w:pPr>
+      <w:r>
+        <w:rPr>
+          <w:rFonts w:ascii="Arial" w:cs="Arial" w:eastAsia="Arial" w:hAnsi="Arial"/>
+          <w:sz w:val="20"/>
+          <w:szCs w:val="20"/>
+        </w:rPr>
+        <w:t xml:space="preserve">• </w:t>
+      </w:r>
+      <w:r>
+        <w:rPr>
+          <w:rFonts w:ascii="Arial" w:cs="Arial" w:eastAsia="Arial" w:hAnsi="Arial"/>
+          <w:sz w:val="20"/>
+          <w:szCs w:val="20"/>
+        </w:rPr>
+        <w:t xml:space="preserve">D) plt.draw()</w:t>
+      </w:r>
+    </w:p>
+    <w:p>
+      <w:pPr>
+        <w:spacing w:after="60"/>
+      </w:pPr>
+      <w:r>
+        <w:rPr>
+          <w:rFonts w:ascii="Arial" w:cs="Arial" w:eastAsia="Arial" w:hAnsi="Arial"/>
+          <w:sz w:val="20"/>
+          <w:szCs w:val="20"/>
+        </w:rPr>
+        <w:t xml:space="preserve">14. How do you add a title to a matplotlib chart?</w:t>
+      </w:r>
+    </w:p>
+    <w:p>
+      <w:pPr>
+        <w:spacing w:after="60"/>
+        <w:ind w:left="360"/>
+      </w:pPr>
+      <w:r>
+        <w:rPr>
+          <w:rFonts w:ascii="Arial" w:cs="Arial" w:eastAsia="Arial" w:hAnsi="Arial"/>
+          <w:sz w:val="20"/>
+          <w:szCs w:val="20"/>
+        </w:rPr>
+        <w:t xml:space="preserve">• </w:t>
+      </w:r>
+      <w:r>
+        <w:rPr>
+          <w:rFonts w:ascii="Arial" w:cs="Arial" w:eastAsia="Arial" w:hAnsi="Arial"/>
+          <w:sz w:val="20"/>
+          <w:szCs w:val="20"/>
+        </w:rPr>
+        <w:t xml:space="preserve">A) plt.add_title()</w:t>
+      </w:r>
+    </w:p>
+    <w:p>
+      <w:pPr>
+        <w:spacing w:after="60"/>
+        <w:ind w:left="360"/>
+      </w:pPr>
+      <w:r>
+        <w:rPr>
+          <w:rFonts w:ascii="Arial" w:cs="Arial" w:eastAsia="Arial" w:hAnsi="Arial"/>
+          <w:sz w:val="20"/>
+          <w:szCs w:val="20"/>
+        </w:rPr>
+        <w:t xml:space="preserve">• </w:t>
+      </w:r>
+      <w:r>
+        <w:rPr>
+          <w:rFonts w:ascii="Arial" w:cs="Arial" w:eastAsia="Arial" w:hAnsi="Arial"/>
+          <w:sz w:val="20"/>
+          <w:szCs w:val="20"/>
+        </w:rPr>
+        <w:t xml:space="preserve">B) plt.title()</w:t>
+      </w:r>
+    </w:p>
+    <w:p>
+      <w:pPr>
+        <w:spacing w:after="60"/>
+        <w:ind w:left="360"/>
+      </w:pPr>
+      <w:r>
+        <w:rPr>
+          <w:rFonts w:ascii="Arial" w:cs="Arial" w:eastAsia="Arial" w:hAnsi="Arial"/>
+          <w:sz w:val="20"/>
+          <w:szCs w:val="20"/>
+        </w:rPr>
+        <w:t xml:space="preserve">• </w:t>
+      </w:r>
+      <w:r>
+        <w:rPr>
+          <w:rFonts w:ascii="Arial" w:cs="Arial" w:eastAsia="Arial" w:hAnsi="Arial"/>
+          <w:sz w:val="20"/>
+          <w:szCs w:val="20"/>
+        </w:rPr>
+        <w:t xml:space="preserve">C) plt.set_title()</w:t>
+      </w:r>
+    </w:p>
+    <w:p>
+      <w:pPr>
+        <w:spacing w:after="60"/>
+        <w:ind w:left="360"/>
+      </w:pPr>
+      <w:r>
+        <w:rPr>
+          <w:rFonts w:ascii="Arial" w:cs="Arial" w:eastAsia="Arial" w:hAnsi="Arial"/>
+          <w:sz w:val="20"/>
+          <w:szCs w:val="20"/>
+        </w:rPr>
+        <w:t xml:space="preserve">• </w:t>
+      </w:r>
+      <w:r>
+        <w:rPr>
+          <w:rFonts w:ascii="Arial" w:cs="Arial" w:eastAsia="Arial" w:hAnsi="Arial"/>
+          <w:sz w:val="20"/>
+          <w:szCs w:val="20"/>
+        </w:rPr>
+        <w:t xml:space="preserve">D) plt.heading()</w:t>
+      </w:r>
+    </w:p>
+    <w:p>
+      <w:pPr>
+        <w:spacing w:after="60"/>
+      </w:pPr>
+      <w:r>
+        <w:rPr>
+          <w:rFonts w:ascii="Arial" w:cs="Arial" w:eastAsia="Arial" w:hAnsi="Arial"/>
+          <w:sz w:val="20"/>
+          <w:szCs w:val="20"/>
+        </w:rPr>
+        <w:t xml:space="preserve">15. What is an API endpoint?</w:t>
+      </w:r>
+    </w:p>
+    <w:p>
+      <w:pPr>
+        <w:spacing w:after="60"/>
+        <w:ind w:left="360"/>
+      </w:pPr>
+      <w:r>
+        <w:rPr>
+          <w:rFonts w:ascii="Arial" w:cs="Arial" w:eastAsia="Arial" w:hAnsi="Arial"/>
+          <w:sz w:val="20"/>
+          <w:szCs w:val="20"/>
+        </w:rPr>
+        <w:t xml:space="preserve">• </w:t>
+      </w:r>
+      <w:r>
+        <w:rPr>
+          <w:rFonts w:ascii="Arial" w:cs="Arial" w:eastAsia="Arial" w:hAnsi="Arial"/>
+          <w:sz w:val="20"/>
+          <w:szCs w:val="20"/>
+        </w:rPr>
+        <w:t xml:space="preserve">A) The end of an API request</w:t>
+      </w:r>
+    </w:p>
+    <w:p>
+      <w:pPr>
+        <w:spacing w:after="60"/>
+        <w:ind w:left="360"/>
+      </w:pPr>
+      <w:r>
+        <w:rPr>
+          <w:rFonts w:ascii="Arial" w:cs="Arial" w:eastAsia="Arial" w:hAnsi="Arial"/>
+          <w:sz w:val="20"/>
+          <w:szCs w:val="20"/>
+        </w:rPr>
+        <w:t xml:space="preserve">• </w:t>
+      </w:r>
+      <w:r>
+        <w:rPr>
+          <w:rFonts w:ascii="Arial" w:cs="Arial" w:eastAsia="Arial" w:hAnsi="Arial"/>
+          <w:sz w:val="20"/>
+          <w:szCs w:val="20"/>
+        </w:rPr>
+        <w:t xml:space="preserve">B) A specific URL on a server that handles requests</w:t>
+      </w:r>
+    </w:p>
+    <w:p>
+      <w:pPr>
+        <w:spacing w:after="60"/>
+        <w:ind w:left="360"/>
+      </w:pPr>
+      <w:r>
+        <w:rPr>
+          <w:rFonts w:ascii="Arial" w:cs="Arial" w:eastAsia="Arial" w:hAnsi="Arial"/>
+          <w:sz w:val="20"/>
+          <w:szCs w:val="20"/>
+        </w:rPr>
+        <w:t xml:space="preserve">• </w:t>
+      </w:r>
+      <w:r>
+        <w:rPr>
+          <w:rFonts w:ascii="Arial" w:cs="Arial" w:eastAsia="Arial" w:hAnsi="Arial"/>
+          <w:sz w:val="20"/>
+          <w:szCs w:val="20"/>
+        </w:rPr>
+        <w:t xml:space="preserve">C) The final response from an API</w:t>
+      </w:r>
+    </w:p>
+    <w:p>
+      <w:pPr>
+        <w:spacing w:after="60"/>
+        <w:ind w:left="360"/>
+      </w:pPr>
+      <w:r>
+        <w:rPr>
+          <w:rFonts w:ascii="Arial" w:cs="Arial" w:eastAsia="Arial" w:hAnsi="Arial"/>
+          <w:sz w:val="20"/>
+          <w:szCs w:val="20"/>
+        </w:rPr>
+        <w:t xml:space="preserve">• </w:t>
+      </w:r>
+      <w:r>
+        <w:rPr>
+          <w:rFonts w:ascii="Arial" w:cs="Arial" w:eastAsia="Arial" w:hAnsi="Arial"/>
+          <w:sz w:val="20"/>
+          <w:szCs w:val="20"/>
+        </w:rPr>
+        <w:t xml:space="preserve">D) The authentication credentials</w:t>
+      </w:r>
+    </w:p>
+    <w:p>
+      <w:pPr>
+        <w:spacing w:after="60"/>
+      </w:pPr>
+      <w:r>
+        <w:rPr>
+          <w:rFonts w:ascii="Arial" w:cs="Arial" w:eastAsia="Arial" w:hAnsi="Arial"/>
+          <w:sz w:val="20"/>
+          <w:szCs w:val="20"/>
+        </w:rPr>
+        <w:t xml:space="preserve">16. Which of these is a free public API (no key required)?</w:t>
+      </w:r>
+    </w:p>
+    <w:p>
+      <w:pPr>
+        <w:spacing w:after="60"/>
+        <w:ind w:left="360"/>
+      </w:pPr>
+      <w:r>
+        <w:rPr>
+          <w:rFonts w:ascii="Arial" w:cs="Arial" w:eastAsia="Arial" w:hAnsi="Arial"/>
+          <w:sz w:val="20"/>
+          <w:szCs w:val="20"/>
+        </w:rPr>
+        <w:t xml:space="preserve">• </w:t>
+      </w:r>
+      <w:r>
+        <w:rPr>
+          <w:rFonts w:ascii="Arial" w:cs="Arial" w:eastAsia="Arial" w:hAnsi="Arial"/>
+          <w:sz w:val="20"/>
+          <w:szCs w:val="20"/>
+        </w:rPr>
+        <w:t xml:space="preserve">A) OpenWeatherMap</w:t>
+      </w:r>
+    </w:p>
+    <w:p>
+      <w:pPr>
+        <w:spacing w:after="60"/>
+        <w:ind w:left="360"/>
+      </w:pPr>
+      <w:r>
+        <w:rPr>
+          <w:rFonts w:ascii="Arial" w:cs="Arial" w:eastAsia="Arial" w:hAnsi="Arial"/>
+          <w:sz w:val="20"/>
+          <w:szCs w:val="20"/>
+        </w:rPr>
+        <w:t xml:space="preserve">• </w:t>
+      </w:r>
+      <w:r>
+        <w:rPr>
+          <w:rFonts w:ascii="Arial" w:cs="Arial" w:eastAsia="Arial" w:hAnsi="Arial"/>
+          <w:sz w:val="20"/>
+          <w:szCs w:val="20"/>
+        </w:rPr>
+        <w:t xml:space="preserve">B) Open-Meteo</w:t>
+      </w:r>
+    </w:p>
+    <w:p>
+      <w:pPr>
+        <w:spacing w:after="60"/>
+        <w:ind w:left="360"/>
+      </w:pPr>
+      <w:r>
+        <w:rPr>
+          <w:rFonts w:ascii="Arial" w:cs="Arial" w:eastAsia="Arial" w:hAnsi="Arial"/>
+          <w:sz w:val="20"/>
+          <w:szCs w:val="20"/>
+        </w:rPr>
+        <w:t xml:space="preserve">• </w:t>
+      </w:r>
+      <w:r>
+        <w:rPr>
+          <w:rFonts w:ascii="Arial" w:cs="Arial" w:eastAsia="Arial" w:hAnsi="Arial"/>
+          <w:sz w:val="20"/>
+          <w:szCs w:val="20"/>
+        </w:rPr>
+        <w:t xml:space="preserve">C) NewsAPI</w:t>
+      </w:r>
+    </w:p>
+    <w:p>
+      <w:pPr>
+        <w:spacing w:after="60"/>
+        <w:ind w:left="360"/>
+      </w:pPr>
+      <w:r>
+        <w:rPr>
+          <w:rFonts w:ascii="Arial" w:cs="Arial" w:eastAsia="Arial" w:hAnsi="Arial"/>
+          <w:sz w:val="20"/>
+          <w:szCs w:val="20"/>
+        </w:rPr>
+        <w:t xml:space="preserve">• </w:t>
+      </w:r>
+      <w:r>
+        <w:rPr>
+          <w:rFonts w:ascii="Arial" w:cs="Arial" w:eastAsia="Arial" w:hAnsi="Arial"/>
+          <w:sz w:val="20"/>
+          <w:szCs w:val="20"/>
+        </w:rPr>
+        <w:t xml:space="preserve">D) AWS API</w:t>
+      </w:r>
+    </w:p>
+    <w:p>
+      <w:pPr>
+        <w:spacing w:after="60"/>
+      </w:pPr>
+      <w:r>
+        <w:rPr>
+          <w:rFonts w:ascii="Arial" w:cs="Arial" w:eastAsia="Arial" w:hAnsi="Arial"/>
+          <w:sz w:val="20"/>
+          <w:szCs w:val="20"/>
+        </w:rPr>
+        <w:t xml:space="preserve">17. How do you make a GET request with parameters using requests?</w:t>
+      </w:r>
+    </w:p>
+    <w:p>
+      <w:pPr>
+        <w:spacing w:after="60"/>
+        <w:ind w:left="360"/>
+      </w:pPr>
+      <w:r>
+        <w:rPr>
+          <w:rFonts w:ascii="Arial" w:cs="Arial" w:eastAsia="Arial" w:hAnsi="Arial"/>
+          <w:sz w:val="20"/>
+          <w:szCs w:val="20"/>
+        </w:rPr>
+        <w:t xml:space="preserve">• </w:t>
+      </w:r>
+      <w:r>
+        <w:rPr>
+          <w:rFonts w:ascii="Arial" w:cs="Arial" w:eastAsia="Arial" w:hAnsi="Arial"/>
+          <w:sz w:val="20"/>
+          <w:szCs w:val="20"/>
+        </w:rPr>
+        <w:t xml:space="preserve">A) requests.get(url, params={})</w:t>
+      </w:r>
+    </w:p>
+    <w:p>
+      <w:pPr>
+        <w:spacing w:after="60"/>
+        <w:ind w:left="360"/>
+      </w:pPr>
+      <w:r>
+        <w:rPr>
+          <w:rFonts w:ascii="Arial" w:cs="Arial" w:eastAsia="Arial" w:hAnsi="Arial"/>
+          <w:sz w:val="20"/>
+          <w:szCs w:val="20"/>
+        </w:rPr>
+        <w:t xml:space="preserve">• </w:t>
+      </w:r>
+      <w:r>
+        <w:rPr>
+          <w:rFonts w:ascii="Arial" w:cs="Arial" w:eastAsia="Arial" w:hAnsi="Arial"/>
+          <w:sz w:val="20"/>
+          <w:szCs w:val="20"/>
+        </w:rPr>
+        <w:t xml:space="preserve">B) requests.get(url + "?params")</w:t>
+      </w:r>
+    </w:p>
+    <w:p>
+      <w:pPr>
+        <w:spacing w:after="60"/>
+        <w:ind w:left="360"/>
+      </w:pPr>
+      <w:r>
+        <w:rPr>
+          <w:rFonts w:ascii="Arial" w:cs="Arial" w:eastAsia="Arial" w:hAnsi="Arial"/>
+          <w:sz w:val="20"/>
+          <w:szCs w:val="20"/>
+        </w:rPr>
+        <w:t xml:space="preserve">• </w:t>
+      </w:r>
+      <w:r>
+        <w:rPr>
+          <w:rFonts w:ascii="Arial" w:cs="Arial" w:eastAsia="Arial" w:hAnsi="Arial"/>
+          <w:sz w:val="20"/>
+          <w:szCs w:val="20"/>
+        </w:rPr>
+        <w:t xml:space="preserve">C) requests.get(url, query={})</w:t>
+      </w:r>
+    </w:p>
+    <w:p>
+      <w:pPr>
+        <w:spacing w:after="60"/>
+        <w:ind w:left="360"/>
+      </w:pPr>
+      <w:r>
+        <w:rPr>
+          <w:rFonts w:ascii="Arial" w:cs="Arial" w:eastAsia="Arial" w:hAnsi="Arial"/>
+          <w:sz w:val="20"/>
+          <w:szCs w:val="20"/>
+        </w:rPr>
+        <w:t xml:space="preserve">• </w:t>
+      </w:r>
+      <w:r>
+        <w:rPr>
+          <w:rFonts w:ascii="Arial" w:cs="Arial" w:eastAsia="Arial" w:hAnsi="Arial"/>
+          <w:sz w:val="20"/>
+          <w:szCs w:val="20"/>
+        </w:rPr>
+        <w:t xml:space="preserve">D) requests.get(url).params()</w:t>
+      </w:r>
+    </w:p>
+    <w:p>
+      <w:pPr>
+        <w:spacing w:after="60"/>
+      </w:pPr>
+      <w:r>
+        <w:rPr>
+          <w:rFonts w:ascii="Arial" w:cs="Arial" w:eastAsia="Arial" w:hAnsi="Arial"/>
+          <w:sz w:val="20"/>
+          <w:szCs w:val="20"/>
+        </w:rPr>
+        <w:t xml:space="preserve">18. What does response.status_code == 200 indicate?</w:t>
+      </w:r>
+    </w:p>
+    <w:p>
+      <w:pPr>
+        <w:spacing w:after="60"/>
+        <w:ind w:left="360"/>
+      </w:pPr>
+      <w:r>
+        <w:rPr>
+          <w:rFonts w:ascii="Arial" w:cs="Arial" w:eastAsia="Arial" w:hAnsi="Arial"/>
+          <w:sz w:val="20"/>
+          <w:szCs w:val="20"/>
+        </w:rPr>
+        <w:t xml:space="preserve">• </w:t>
+      </w:r>
+      <w:r>
+        <w:rPr>
+          <w:rFonts w:ascii="Arial" w:cs="Arial" w:eastAsia="Arial" w:hAnsi="Arial"/>
+          <w:sz w:val="20"/>
+          <w:szCs w:val="20"/>
+        </w:rPr>
+        <w:t xml:space="preserve">A) Bad request</w:t>
+      </w:r>
+    </w:p>
+    <w:p>
+      <w:pPr>
+        <w:spacing w:after="60"/>
+        <w:ind w:left="360"/>
+      </w:pPr>
+      <w:r>
+        <w:rPr>
+          <w:rFonts w:ascii="Arial" w:cs="Arial" w:eastAsia="Arial" w:hAnsi="Arial"/>
+          <w:sz w:val="20"/>
+          <w:szCs w:val="20"/>
+        </w:rPr>
+        <w:t xml:space="preserve">• </w:t>
+      </w:r>
+      <w:r>
+        <w:rPr>
+          <w:rFonts w:ascii="Arial" w:cs="Arial" w:eastAsia="Arial" w:hAnsi="Arial"/>
+          <w:sz w:val="20"/>
+          <w:szCs w:val="20"/>
+        </w:rPr>
+        <w:t xml:space="preserve">B) Successful request</w:t>
+      </w:r>
+    </w:p>
+    <w:p>
+      <w:pPr>
+        <w:spacing w:after="60"/>
+        <w:ind w:left="360"/>
+      </w:pPr>
+      <w:r>
+        <w:rPr>
+          <w:rFonts w:ascii="Arial" w:cs="Arial" w:eastAsia="Arial" w:hAnsi="Arial"/>
+          <w:sz w:val="20"/>
+          <w:szCs w:val="20"/>
+        </w:rPr>
+        <w:t xml:space="preserve">• </w:t>
+      </w:r>
+      <w:r>
+        <w:rPr>
+          <w:rFonts w:ascii="Arial" w:cs="Arial" w:eastAsia="Arial" w:hAnsi="Arial"/>
+          <w:sz w:val="20"/>
+          <w:szCs w:val="20"/>
+        </w:rPr>
+        <w:t xml:space="preserve">C) Not found</w:t>
+      </w:r>
+    </w:p>
+    <w:p>
+      <w:pPr>
+        <w:spacing w:after="60"/>
+        <w:ind w:left="360"/>
+      </w:pPr>
+      <w:r>
+        <w:rPr>
+          <w:rFonts w:ascii="Arial" w:cs="Arial" w:eastAsia="Arial" w:hAnsi="Arial"/>
+          <w:sz w:val="20"/>
+          <w:szCs w:val="20"/>
+        </w:rPr>
+        <w:t xml:space="preserve">• </w:t>
+      </w:r>
+      <w:r>
+        <w:rPr>
+          <w:rFonts w:ascii="Arial" w:cs="Arial" w:eastAsia="Arial" w:hAnsi="Arial"/>
+          <w:sz w:val="20"/>
+          <w:szCs w:val="20"/>
+        </w:rPr>
+        <w:t xml:space="preserve">D) Server error</w:t>
+      </w:r>
+    </w:p>
+    <w:p>
+      <w:pPr>
+        <w:spacing w:after="60"/>
+      </w:pPr>
+      <w:r>
+        <w:rPr>
+          <w:rFonts w:ascii="Arial" w:cs="Arial" w:eastAsia="Arial" w:hAnsi="Arial"/>
+          <w:sz w:val="20"/>
+          <w:szCs w:val="20"/>
+        </w:rPr>
+        <w:t xml:space="preserve">19. How many days are between two date objects?</w:t>
+      </w:r>
+    </w:p>
+    <w:p>
+      <w:pPr>
+        <w:spacing w:after="60"/>
+        <w:ind w:left="360"/>
+      </w:pPr>
+      <w:r>
+        <w:rPr>
+          <w:rFonts w:ascii="Arial" w:cs="Arial" w:eastAsia="Arial" w:hAnsi="Arial"/>
+          <w:sz w:val="20"/>
+          <w:szCs w:val="20"/>
+        </w:rPr>
+        <w:t xml:space="preserve">• </w:t>
+      </w:r>
+      <w:r>
+        <w:rPr>
+          <w:rFonts w:ascii="Arial" w:cs="Arial" w:eastAsia="Arial" w:hAnsi="Arial"/>
+          <w:sz w:val="20"/>
+          <w:szCs w:val="20"/>
+        </w:rPr>
+        <w:t xml:space="preserve">A) (date1 - date2).days</w:t>
+      </w:r>
+    </w:p>
+    <w:p>
+      <w:pPr>
+        <w:spacing w:after="60"/>
+        <w:ind w:left="360"/>
+      </w:pPr>
+      <w:r>
+        <w:rPr>
+          <w:rFonts w:ascii="Arial" w:cs="Arial" w:eastAsia="Arial" w:hAnsi="Arial"/>
+          <w:sz w:val="20"/>
+          <w:szCs w:val="20"/>
+        </w:rPr>
+        <w:t xml:space="preserve">• </w:t>
+      </w:r>
+      <w:r>
+        <w:rPr>
+          <w:rFonts w:ascii="Arial" w:cs="Arial" w:eastAsia="Arial" w:hAnsi="Arial"/>
+          <w:sz w:val="20"/>
+          <w:szCs w:val="20"/>
+        </w:rPr>
+        <w:t xml:space="preserve">B) date1.days_between(date2)</w:t>
+      </w:r>
+    </w:p>
+    <w:p>
+      <w:pPr>
+        <w:spacing w:after="60"/>
+        <w:ind w:left="360"/>
+      </w:pPr>
+      <w:r>
+        <w:rPr>
+          <w:rFonts w:ascii="Arial" w:cs="Arial" w:eastAsia="Arial" w:hAnsi="Arial"/>
+          <w:sz w:val="20"/>
+          <w:szCs w:val="20"/>
+        </w:rPr>
+        <w:t xml:space="preserve">• </w:t>
+      </w:r>
+      <w:r>
+        <w:rPr>
+          <w:rFonts w:ascii="Arial" w:cs="Arial" w:eastAsia="Arial" w:hAnsi="Arial"/>
+          <w:sz w:val="20"/>
+          <w:szCs w:val="20"/>
+        </w:rPr>
+        <w:t xml:space="preserve">C) date1 - date2</w:t>
+      </w:r>
+    </w:p>
+    <w:p>
+      <w:pPr>
+        <w:spacing w:after="60"/>
+        <w:ind w:left="360"/>
+      </w:pPr>
+      <w:r>
+        <w:rPr>
+          <w:rFonts w:ascii="Arial" w:cs="Arial" w:eastAsia="Arial" w:hAnsi="Arial"/>
+          <w:sz w:val="20"/>
+          <w:szCs w:val="20"/>
+        </w:rPr>
+        <w:t xml:space="preserve">• </w:t>
+      </w:r>
+      <w:r>
+        <w:rPr>
+          <w:rFonts w:ascii="Arial" w:cs="Arial" w:eastAsia="Arial" w:hAnsi="Arial"/>
+          <w:sz w:val="20"/>
+          <w:szCs w:val="20"/>
+        </w:rPr>
+        <w:t xml:space="preserve">D) (date1 - date2).total_seconds()</w:t>
+      </w:r>
+    </w:p>
+    <w:p>
+      <w:pPr>
+        <w:spacing w:after="60"/>
+      </w:pPr>
+      <w:r>
+        <w:rPr>
+          <w:rFonts w:ascii="Arial" w:cs="Arial" w:eastAsia="Arial" w:hAnsi="Arial"/>
+          <w:sz w:val="20"/>
+          <w:szCs w:val="20"/>
+        </w:rPr>
+        <w:t xml:space="preserve">20. What does datetime.strftime("%Y-%m-%d") do?</w:t>
+      </w:r>
+    </w:p>
+    <w:p>
+      <w:pPr>
+        <w:spacing w:after="60"/>
+        <w:ind w:left="360"/>
+      </w:pPr>
+      <w:r>
+        <w:rPr>
+          <w:rFonts w:ascii="Arial" w:cs="Arial" w:eastAsia="Arial" w:hAnsi="Arial"/>
+          <w:sz w:val="20"/>
+          <w:szCs w:val="20"/>
+        </w:rPr>
+        <w:t xml:space="preserve">• </w:t>
+      </w:r>
+      <w:r>
+        <w:rPr>
+          <w:rFonts w:ascii="Arial" w:cs="Arial" w:eastAsia="Arial" w:hAnsi="Arial"/>
+          <w:sz w:val="20"/>
+          <w:szCs w:val="20"/>
+        </w:rPr>
+        <w:t xml:space="preserve">A) Parses a string into a date</w:t>
+      </w:r>
+    </w:p>
+    <w:p>
+      <w:pPr>
+        <w:spacing w:after="60"/>
+        <w:ind w:left="360"/>
+      </w:pPr>
+      <w:r>
+        <w:rPr>
+          <w:rFonts w:ascii="Arial" w:cs="Arial" w:eastAsia="Arial" w:hAnsi="Arial"/>
+          <w:sz w:val="20"/>
+          <w:szCs w:val="20"/>
+        </w:rPr>
+        <w:t xml:space="preserve">• </w:t>
+      </w:r>
+      <w:r>
+        <w:rPr>
+          <w:rFonts w:ascii="Arial" w:cs="Arial" w:eastAsia="Arial" w:hAnsi="Arial"/>
+          <w:sz w:val="20"/>
+          <w:szCs w:val="20"/>
+        </w:rPr>
+        <w:t xml:space="preserve">B) Formats a date as a string</w:t>
+      </w:r>
+    </w:p>
+    <w:p>
+      <w:pPr>
+        <w:spacing w:after="60"/>
+        <w:ind w:left="360"/>
+      </w:pPr>
+      <w:r>
+        <w:rPr>
+          <w:rFonts w:ascii="Arial" w:cs="Arial" w:eastAsia="Arial" w:hAnsi="Arial"/>
+          <w:sz w:val="20"/>
+          <w:szCs w:val="20"/>
+        </w:rPr>
+        <w:t xml:space="preserve">• </w:t>
+      </w:r>
+      <w:r>
+        <w:rPr>
+          <w:rFonts w:ascii="Arial" w:cs="Arial" w:eastAsia="Arial" w:hAnsi="Arial"/>
+          <w:sz w:val="20"/>
+          <w:szCs w:val="20"/>
+        </w:rPr>
+        <w:t xml:space="preserve">C) Converts timezone</w:t>
+      </w:r>
+    </w:p>
+    <w:p>
+      <w:pPr>
+        <w:spacing w:after="60"/>
+        <w:ind w:left="360"/>
+      </w:pPr>
+      <w:r>
+        <w:rPr>
+          <w:rFonts w:ascii="Arial" w:cs="Arial" w:eastAsia="Arial" w:hAnsi="Arial"/>
+          <w:sz w:val="20"/>
+          <w:szCs w:val="20"/>
+        </w:rPr>
+        <w:t xml:space="preserve">• </w:t>
+      </w:r>
+      <w:r>
+        <w:rPr>
+          <w:rFonts w:ascii="Arial" w:cs="Arial" w:eastAsia="Arial" w:hAnsi="Arial"/>
+          <w:sz w:val="20"/>
+          <w:szCs w:val="20"/>
+        </w:rPr>
+        <w:t xml:space="preserve">D) Calculates date difference</w:t>
+      </w:r>
+    </w:p>
+    <w:p>
+      <w:pPr>
+        <w:spacing w:after="60"/>
+      </w:pPr>
+      <w:r>
+        <w:rPr>
+          <w:rFonts w:ascii="Arial" w:cs="Arial" w:eastAsia="Arial" w:hAnsi="Arial"/>
+          <w:sz w:val="20"/>
+          <w:szCs w:val="20"/>
+        </w:rPr>
+        <w:t xml:space="preserve">1. Explain the difference between requests.get() and requests.post().</w:t>
+      </w:r>
+    </w:p>
+    <w:p>
+      <w:pPr>
+        <w:spacing w:after="60"/>
+      </w:pPr>
+      <w:r>
+        <w:rPr>
+          <w:rFonts w:ascii="Arial" w:cs="Arial" w:eastAsia="Arial" w:hAnsi="Arial"/>
+          <w:sz w:val="20"/>
+          <w:szCs w:val="20"/>
+        </w:rPr>
+        <w:t xml:space="preserve">2. Why should you never hardcode API keys in your source code?</w:t>
+      </w:r>
+    </w:p>
+    <w:p>
+      <w:pPr>
+        <w:spacing w:after="60"/>
+      </w:pPr>
+      <w:r>
+        <w:rPr>
+          <w:rFonts w:ascii="Arial" w:cs="Arial" w:eastAsia="Arial" w:hAnsi="Arial"/>
+          <w:sz w:val="20"/>
+          <w:szCs w:val="20"/>
+        </w:rPr>
+        <w:t xml:space="preserve">3. What is the purpose of error handling (try-except blocks) when working with APIs?</w:t>
+      </w:r>
+    </w:p>
+    <w:p>
+      <w:pPr>
+        <w:spacing w:after="60"/>
+      </w:pPr>
+      <w:r>
+        <w:rPr>
+          <w:rFonts w:ascii="Arial" w:cs="Arial" w:eastAsia="Arial" w:hAnsi="Arial"/>
+          <w:sz w:val="20"/>
+          <w:szCs w:val="20"/>
+        </w:rPr>
+        <w:t xml:space="preserve">4. How would you extract the "temperature" value from this JSON response?</w:t>
+      </w:r>
+    </w:p>
+    <w:p>
+      <w:pPr>
+        <w:spacing w:after="60"/>
+      </w:pPr>
+      <w:r>
+        <w:rPr>
+          <w:rFonts w:ascii="Arial" w:cs="Arial" w:eastAsia="Arial" w:hAnsi="Arial"/>
+          <w:sz w:val="20"/>
+          <w:szCs w:val="20"/>
+        </w:rPr>
+        <w:t xml:space="preserve">5. Describe one real-world application where you would use data visualization with APIs.</w:t>
+      </w:r>
+    </w:p>
+    <w:p>
+      <w:pPr>
+        <w:spacing w:after="60"/>
+      </w:pPr>
+      <w:r>
+        <w:rPr>
+          <w:rFonts w:ascii="Arial" w:cs="Arial" w:eastAsia="Arial" w:hAnsi="Arial"/>
+          <w:sz w:val="20"/>
+          <w:szCs w:val="20"/>
+        </w:rPr>
+        <w:t xml:space="preserve">6. What is the difference between a list and a NumPy array?</w:t>
+      </w:r>
+    </w:p>
+    <w:p>
+      <w:pPr>
+        <w:spacing w:after="60"/>
+      </w:pPr>
+      <w:r>
+        <w:rPr>
+          <w:rFonts w:ascii="Arial" w:cs="Arial" w:eastAsia="Arial" w:hAnsi="Arial"/>
+          <w:sz w:val="20"/>
+          <w:szCs w:val="20"/>
+        </w:rPr>
+        <w:t xml:space="preserve">7. Explain when you would use Counter from the collections module.</w:t>
+      </w:r>
+    </w:p>
+    <w:p>
+      <w:pPr>
+        <w:spacing w:after="60"/>
+      </w:pPr>
+      <w:r>
+        <w:rPr>
+          <w:rFonts w:ascii="Arial" w:cs="Arial" w:eastAsia="Arial" w:hAnsi="Arial"/>
+          <w:sz w:val="20"/>
+          <w:szCs w:val="20"/>
+        </w:rPr>
+        <w:t xml:space="preserve">8. What does random.seed() do and why is it useful?</w:t>
+      </w:r>
+    </w:p>
+    <w:p>
+      <w:pPr>
+        <w:spacing w:after="60"/>
+      </w:pPr>
+      <w:r>
+        <w:rPr>
+          <w:rFonts w:ascii="Arial" w:cs="Arial" w:eastAsia="Arial" w:hAnsi="Arial"/>
+          <w:sz w:val="20"/>
+          <w:szCs w:val="20"/>
+        </w:rPr>
+        <w:t xml:space="preserve">9. Describe how to create a 2x3 matrix using NumPy.</w:t>
+      </w:r>
+    </w:p>
+    <w:p>
+      <w:pPr>
+        <w:spacing w:after="60"/>
+      </w:pPr>
+      <w:r>
+        <w:rPr>
+          <w:rFonts w:ascii="Arial" w:cs="Arial" w:eastAsia="Arial" w:hAnsi="Arial"/>
+          <w:sz w:val="20"/>
+          <w:szCs w:val="20"/>
+        </w:rPr>
+        <w:t xml:space="preserve">10. What are the steps to create a bar chart using matplotlib?</w:t>
+      </w:r>
+    </w:p>
+    <w:p>
+      <w:pPr>
+        <w:spacing w:after="60"/>
+      </w:pPr>
+      <w:r>
+        <w:rPr>
+          <w:rFonts w:ascii="Arial" w:cs="Arial" w:eastAsia="Arial" w:hAnsi="Arial"/>
+          <w:sz w:val="20"/>
+          <w:szCs w:val="20"/>
+        </w:rPr>
+        <w:t xml:space="preserve">11. How would you filter a NumPy array to get only values greater than 10?</w:t>
+      </w:r>
+    </w:p>
+    <w:p>
+      <w:pPr>
+        <w:spacing w:after="60"/>
+      </w:pPr>
+      <w:r>
+        <w:rPr>
+          <w:rFonts w:ascii="Arial" w:cs="Arial" w:eastAsia="Arial" w:hAnsi="Arial"/>
+          <w:sz w:val="20"/>
+          <w:szCs w:val="20"/>
+        </w:rPr>
+        <w:t xml:space="preserve">12. Explain what an HTTP status code is and give 3 examples.</w:t>
+      </w:r>
+    </w:p>
+    <w:p>
+      <w:pPr>
+        <w:spacing w:after="60"/>
+      </w:pPr>
+      <w:r>
+        <w:rPr>
+          <w:rFonts w:ascii="Arial" w:cs="Arial" w:eastAsia="Arial" w:hAnsi="Arial"/>
+          <w:sz w:val="20"/>
+          <w:szCs w:val="20"/>
+        </w:rPr>
+        <w:t xml:space="preserve">13. What is the purpose of response.raise_for_status() in the requests library?</w:t>
+      </w:r>
+    </w:p>
+    <w:p>
+      <w:pPr>
+        <w:spacing w:after="60"/>
+      </w:pPr>
+      <w:r>
+        <w:rPr>
+          <w:rFonts w:ascii="Arial" w:cs="Arial" w:eastAsia="Arial" w:hAnsi="Arial"/>
+          <w:sz w:val="20"/>
+          <w:szCs w:val="20"/>
+        </w:rPr>
+        <w:t xml:space="preserve">14. How would you format a date as "March 25, 2026" using strftime?</w:t>
+      </w:r>
+    </w:p>
+    <w:p>
+      <w:pPr>
+        <w:spacing w:after="60"/>
+      </w:pPr>
+      <w:r>
+        <w:rPr>
+          <w:rFonts w:ascii="Arial" w:cs="Arial" w:eastAsia="Arial" w:hAnsi="Arial"/>
+          <w:sz w:val="20"/>
+          <w:szCs w:val="20"/>
+        </w:rPr>
+        <w:t xml:space="preserve">15. Describe the workflow for building a data visualization project.</w:t>
+      </w:r>
+    </w:p>
+    <w:p>
+      <w:pPr>
+        <w:spacing w:after="160"/>
       </w:pPr>
     </w:p>
     <w:p>
@@ -2914,6 +5698,94 @@
       <w:pPr>
         <w:spacing w:after="120"/>
       </w:pPr>
+    </w:p>
+    <w:p>
+      <w:pPr>
+        <w:pBdr>
+          <w:bottom w:val="single" w:color="1B7A4A" w:sz="4" w:space="4"/>
+        </w:pBdr>
+        <w:spacing w:after="100" w:before="120"/>
+      </w:pPr>
+      <w:r>
+        <w:rPr>
+          <w:rFonts w:ascii="Arial" w:cs="Arial" w:eastAsia="Arial" w:hAnsi="Arial"/>
+          <w:b/>
+          <w:bCs/>
+          <w:color w:val="1B7A4A"/>
+          <w:sz w:val="24"/>
+          <w:szCs w:val="24"/>
+        </w:rPr>
+        <w:t xml:space="preserve">Practice Problems</w:t>
+      </w:r>
+    </w:p>
+    <w:p>
+      <w:pPr>
+        <w:spacing w:after="80"/>
+      </w:pPr>
+      <w:r>
+        <w:rPr>
+          <w:rFonts w:ascii="Arial" w:cs="Arial" w:eastAsia="Arial" w:hAnsi="Arial"/>
+          <w:b/>
+          <w:bCs/>
+          <w:sz w:val="20"/>
+          <w:szCs w:val="20"/>
+        </w:rPr>
+        <w:t xml:space="preserve">Problem 1: </w:t>
+      </w:r>
+      <w:r>
+        <w:rPr>
+          <w:rFonts w:ascii="Arial" w:cs="Arial" w:eastAsia="Arial" w:hAnsi="Arial"/>
+          <w:sz w:val="20"/>
+          <w:szCs w:val="20"/>
+        </w:rPr>
+        <w:t xml:space="preserve">Takes a city name as input</w:t>
+      </w:r>
+    </w:p>
+    <w:p>
+      <w:pPr>
+        <w:spacing w:after="80"/>
+      </w:pPr>
+      <w:r>
+        <w:rPr>
+          <w:rFonts w:ascii="Arial" w:cs="Arial" w:eastAsia="Arial" w:hAnsi="Arial"/>
+          <w:b/>
+          <w:bCs/>
+          <w:sz w:val="20"/>
+          <w:szCs w:val="20"/>
+        </w:rPr>
+        <w:t xml:space="preserve">Problem 2: </w:t>
+      </w:r>
+      <w:r>
+        <w:rPr>
+          <w:rFonts w:ascii="Arial" w:cs="Arial" w:eastAsia="Arial" w:hAnsi="Arial"/>
+          <w:sz w:val="20"/>
+          <w:szCs w:val="20"/>
+        </w:rPr>
+        <w:t xml:space="preserve">Uses the Open-Meteo Geocoding API to get latitude and longitude</w:t>
+      </w:r>
+    </w:p>
+    <w:p>
+      <w:pPr>
+        <w:spacing w:after="80"/>
+      </w:pPr>
+      <w:r>
+        <w:rPr>
+          <w:rFonts w:ascii="Arial" w:cs="Arial" w:eastAsia="Arial" w:hAnsi="Arial"/>
+          <w:b/>
+          <w:bCs/>
+          <w:sz w:val="20"/>
+          <w:szCs w:val="20"/>
+        </w:rPr>
+        <w:t xml:space="preserve">Problem 3: </w:t>
+      </w:r>
+      <w:r>
+        <w:rPr>
+          <w:rFonts w:ascii="Arial" w:cs="Arial" w:eastAsia="Arial" w:hAnsi="Arial"/>
+          <w:sz w:val="20"/>
+          <w:szCs w:val="20"/>
+        </w:rPr>
+        <w:t xml:space="preserve">Uses the Open-Meteo Weather API to fetch current temperature</w:t>
+      </w:r>
     </w:p>
     <w:p>
       <w:pPr>
